--- a/Health & Safety/HS1000 - Fundamentals of Health & Safety/HS1010-Introduction to Health & Safety Regulations.docx
+++ b/Health & Safety/HS1000 - Fundamentals of Health & Safety/HS1010-Introduction to Health & Safety Regulations.docx
@@ -2150,12 +2150,1485 @@
     </w:p>
     <w:p>
       <w:pPr>
+        <w:pStyle w:val="Heading2"/>
+        <w:spacing w:line="360" w:lineRule="auto"/>
+        <w:rPr>
+          <w:rFonts w:asciiTheme="minorHAnsi" w:hAnsiTheme="minorHAnsi" w:cstheme="minorHAnsi"/>
+          <w:sz w:val="40"/>
+          <w:szCs w:val="40"/>
+        </w:rPr>
+      </w:pPr>
+      <w:r>
+        <w:rPr>
+          <w:rFonts w:ascii="Segoe UI Emoji" w:hAnsi="Segoe UI Emoji" w:cs="Segoe UI Emoji"/>
+          <w:sz w:val="40"/>
+          <w:szCs w:val="40"/>
+        </w:rPr>
+        <w:lastRenderedPageBreak/>
+        <w:t>🔷</w:t>
+      </w:r>
+      <w:r>
+        <w:rPr>
+          <w:rFonts w:asciiTheme="minorHAnsi" w:hAnsiTheme="minorHAnsi" w:cstheme="minorHAnsi"/>
+          <w:sz w:val="40"/>
+          <w:szCs w:val="40"/>
+        </w:rPr>
+        <w:t xml:space="preserve"> </w:t>
+      </w:r>
+      <w:r>
+        <w:rPr>
+          <w:rFonts w:asciiTheme="minorHAnsi" w:hAnsiTheme="minorHAnsi" w:cstheme="minorHAnsi"/>
+          <w:sz w:val="40"/>
+          <w:szCs w:val="40"/>
+          <w:lang w:val="en-US"/>
+        </w:rPr>
+        <w:t>HS1013</w:t>
+      </w:r>
+      <w:r>
+        <w:rPr>
+          <w:rFonts w:asciiTheme="minorHAnsi" w:hAnsiTheme="minorHAnsi" w:cstheme="minorHAnsi"/>
+          <w:sz w:val="40"/>
+          <w:szCs w:val="40"/>
+        </w:rPr>
+        <w:t>. Decoding ISO 45001 — The PDCA Model</w:t>
+      </w:r>
+    </w:p>
+    <w:p>
+      <w:pPr>
+        <w:pStyle w:val="NormalWeb"/>
+        <w:spacing w:line="360" w:lineRule="auto"/>
+        <w:rPr>
+          <w:rFonts w:asciiTheme="minorHAnsi" w:hAnsiTheme="minorHAnsi" w:cstheme="minorHAnsi"/>
+          <w:sz w:val="28"/>
+          <w:szCs w:val="28"/>
+        </w:rPr>
+      </w:pPr>
+      <w:r>
+        <w:rPr>
+          <w:rStyle w:val="Strong"/>
+          <w:rFonts w:asciiTheme="minorHAnsi" w:hAnsiTheme="minorHAnsi" w:cstheme="minorHAnsi"/>
+          <w:sz w:val="28"/>
+          <w:szCs w:val="28"/>
+        </w:rPr>
+        <w:t>PLAN</w:t>
+      </w:r>
+      <w:r>
+        <w:rPr>
+          <w:rFonts w:asciiTheme="minorHAnsi" w:hAnsiTheme="minorHAnsi" w:cstheme="minorHAnsi"/>
+          <w:sz w:val="28"/>
+          <w:szCs w:val="28"/>
+        </w:rPr>
+        <w:t xml:space="preserve"> — Establish context, identify hazards, set measurable objectives, prepare risk register.</w:t>
+      </w:r>
+      <w:r>
+        <w:rPr>
+          <w:rFonts w:asciiTheme="minorHAnsi" w:hAnsiTheme="minorHAnsi" w:cstheme="minorHAnsi"/>
+          <w:sz w:val="28"/>
+          <w:szCs w:val="28"/>
+        </w:rPr>
+        <w:br/>
+      </w:r>
+      <w:r>
+        <w:rPr>
+          <w:rStyle w:val="Strong"/>
+          <w:rFonts w:asciiTheme="minorHAnsi" w:hAnsiTheme="minorHAnsi" w:cstheme="minorHAnsi"/>
+          <w:sz w:val="28"/>
+          <w:szCs w:val="28"/>
+        </w:rPr>
+        <w:t>DO</w:t>
+      </w:r>
+      <w:r>
+        <w:rPr>
+          <w:rFonts w:asciiTheme="minorHAnsi" w:hAnsiTheme="minorHAnsi" w:cstheme="minorHAnsi"/>
+          <w:sz w:val="28"/>
+          <w:szCs w:val="28"/>
+        </w:rPr>
+        <w:t xml:space="preserve"> — Implement training, communication, operational controls, documentation.</w:t>
+      </w:r>
+      <w:r>
+        <w:rPr>
+          <w:rFonts w:asciiTheme="minorHAnsi" w:hAnsiTheme="minorHAnsi" w:cstheme="minorHAnsi"/>
+          <w:sz w:val="28"/>
+          <w:szCs w:val="28"/>
+        </w:rPr>
+        <w:br/>
+      </w:r>
+      <w:r>
+        <w:rPr>
+          <w:rStyle w:val="Strong"/>
+          <w:rFonts w:asciiTheme="minorHAnsi" w:hAnsiTheme="minorHAnsi" w:cstheme="minorHAnsi"/>
+          <w:sz w:val="28"/>
+          <w:szCs w:val="28"/>
+        </w:rPr>
+        <w:t>CHECK</w:t>
+      </w:r>
+      <w:r>
+        <w:rPr>
+          <w:rFonts w:asciiTheme="minorHAnsi" w:hAnsiTheme="minorHAnsi" w:cstheme="minorHAnsi"/>
+          <w:sz w:val="28"/>
+          <w:szCs w:val="28"/>
+        </w:rPr>
+        <w:t xml:space="preserve"> — Monitor performance, conduct audits, review incidents.</w:t>
+      </w:r>
+      <w:r>
+        <w:rPr>
+          <w:rFonts w:asciiTheme="minorHAnsi" w:hAnsiTheme="minorHAnsi" w:cstheme="minorHAnsi"/>
+          <w:sz w:val="28"/>
+          <w:szCs w:val="28"/>
+        </w:rPr>
+        <w:br/>
+      </w:r>
+      <w:r>
+        <w:rPr>
+          <w:rStyle w:val="Strong"/>
+          <w:rFonts w:asciiTheme="minorHAnsi" w:hAnsiTheme="minorHAnsi" w:cstheme="minorHAnsi"/>
+          <w:sz w:val="28"/>
+          <w:szCs w:val="28"/>
+        </w:rPr>
+        <w:t>ACT</w:t>
+      </w:r>
+      <w:r>
+        <w:rPr>
+          <w:rFonts w:asciiTheme="minorHAnsi" w:hAnsiTheme="minorHAnsi" w:cstheme="minorHAnsi"/>
+          <w:sz w:val="28"/>
+          <w:szCs w:val="28"/>
+        </w:rPr>
+        <w:t xml:space="preserve"> — Implement corrective actions and management reviews for continual improvement.</w:t>
+      </w:r>
+    </w:p>
+    <w:p>
+      <w:pPr>
+        <w:pStyle w:val="NormalWeb"/>
+        <w:spacing w:line="360" w:lineRule="auto"/>
+        <w:rPr>
+          <w:rFonts w:asciiTheme="minorHAnsi" w:hAnsiTheme="minorHAnsi" w:cstheme="minorHAnsi"/>
+          <w:sz w:val="28"/>
+          <w:szCs w:val="28"/>
+        </w:rPr>
+      </w:pPr>
+      <w:r>
+        <w:rPr>
+          <w:rFonts w:ascii="Segoe UI Emoji" w:hAnsi="Segoe UI Emoji" w:cs="Segoe UI Emoji"/>
+          <w:sz w:val="28"/>
+          <w:szCs w:val="28"/>
+        </w:rPr>
+        <w:t>✅</w:t>
+      </w:r>
+      <w:r>
+        <w:rPr>
+          <w:rFonts w:asciiTheme="minorHAnsi" w:hAnsiTheme="minorHAnsi" w:cstheme="minorHAnsi"/>
+          <w:sz w:val="28"/>
+          <w:szCs w:val="28"/>
+        </w:rPr>
+        <w:t xml:space="preserve"> </w:t>
+      </w:r>
+      <w:r>
+        <w:rPr>
+          <w:rStyle w:val="Emphasis"/>
+          <w:rFonts w:asciiTheme="minorHAnsi" w:hAnsiTheme="minorHAnsi" w:cstheme="minorHAnsi"/>
+          <w:sz w:val="28"/>
+          <w:szCs w:val="28"/>
+        </w:rPr>
+        <w:t>Practical Templates (to attach in LearnDash)</w:t>
+      </w:r>
+    </w:p>
+    <w:p>
+      <w:pPr>
+        <w:pStyle w:val="NormalWeb"/>
+        <w:numPr>
+          <w:ilvl w:val="0"/>
+          <w:numId w:val="46"/>
+        </w:numPr>
+        <w:spacing w:line="360" w:lineRule="auto"/>
+        <w:rPr>
+          <w:rFonts w:asciiTheme="minorHAnsi" w:hAnsiTheme="minorHAnsi" w:cstheme="minorHAnsi"/>
+          <w:sz w:val="28"/>
+          <w:szCs w:val="28"/>
+        </w:rPr>
+      </w:pPr>
+      <w:r>
+        <w:rPr>
+          <w:rFonts w:asciiTheme="minorHAnsi" w:hAnsiTheme="minorHAnsi" w:cstheme="minorHAnsi"/>
+          <w:sz w:val="28"/>
+          <w:szCs w:val="28"/>
+        </w:rPr>
+        <w:t>Simple Risk-Register (columns: hazard, consequence, likelihood, control, owner, review date)</w:t>
+      </w:r>
+    </w:p>
+    <w:p>
+      <w:pPr>
+        <w:pStyle w:val="NormalWeb"/>
+        <w:numPr>
+          <w:ilvl w:val="0"/>
+          <w:numId w:val="46"/>
+        </w:numPr>
+        <w:spacing w:line="360" w:lineRule="auto"/>
+        <w:rPr>
+          <w:rFonts w:asciiTheme="minorHAnsi" w:hAnsiTheme="minorHAnsi" w:cstheme="minorHAnsi"/>
+          <w:sz w:val="28"/>
+          <w:szCs w:val="28"/>
+        </w:rPr>
+      </w:pPr>
+      <w:r>
+        <w:rPr>
+          <w:rFonts w:asciiTheme="minorHAnsi" w:hAnsiTheme="minorHAnsi" w:cstheme="minorHAnsi"/>
+          <w:sz w:val="28"/>
+          <w:szCs w:val="28"/>
+        </w:rPr>
+        <w:t>Training Matrix (who needs what and when)</w:t>
+      </w:r>
+    </w:p>
+    <w:p>
+      <w:pPr>
+        <w:pStyle w:val="NormalWeb"/>
+        <w:numPr>
+          <w:ilvl w:val="0"/>
+          <w:numId w:val="46"/>
+        </w:numPr>
+        <w:spacing w:line="360" w:lineRule="auto"/>
+        <w:rPr>
+          <w:rFonts w:asciiTheme="minorHAnsi" w:hAnsiTheme="minorHAnsi" w:cstheme="minorHAnsi"/>
+          <w:sz w:val="28"/>
+          <w:szCs w:val="28"/>
+        </w:rPr>
+      </w:pPr>
+      <w:r>
+        <w:rPr>
+          <w:rFonts w:asciiTheme="minorHAnsi" w:hAnsiTheme="minorHAnsi" w:cstheme="minorHAnsi"/>
+          <w:sz w:val="28"/>
+          <w:szCs w:val="28"/>
+        </w:rPr>
+        <w:t>5-Item Audit Checklist (quick internal review tool)</w:t>
+      </w:r>
+    </w:p>
+    <w:p>
+      <w:pPr>
+        <w:spacing w:line="360" w:lineRule="auto"/>
+        <w:rPr>
+          <w:rFonts w:cstheme="minorHAnsi"/>
+          <w:sz w:val="24"/>
+          <w:szCs w:val="24"/>
+        </w:rPr>
+      </w:pPr>
+      <w:r>
+        <w:rPr>
+          <w:rFonts w:cstheme="minorHAnsi"/>
+          <w:sz w:val="24"/>
+          <w:szCs w:val="24"/>
+        </w:rPr>
+        <w:pict w14:anchorId="0B7C0174">
+          <v:rect id="_x0000_i1033" style="width:0;height:1.5pt" o:hralign="center" o:hrstd="t" o:hr="t" fillcolor="#a0a0a0" stroked="f"/>
+        </w:pict>
+      </w:r>
+    </w:p>
+    <w:p>
+      <w:pPr>
+        <w:pStyle w:val="Heading2"/>
+        <w:spacing w:line="360" w:lineRule="auto"/>
+        <w:rPr>
+          <w:rFonts w:asciiTheme="minorHAnsi" w:hAnsiTheme="minorHAnsi" w:cstheme="minorHAnsi"/>
+          <w:sz w:val="40"/>
+          <w:szCs w:val="40"/>
+        </w:rPr>
+      </w:pPr>
+      <w:r>
+        <w:rPr>
+          <w:rFonts w:ascii="Segoe UI Emoji" w:hAnsi="Segoe UI Emoji" w:cs="Segoe UI Emoji"/>
+          <w:sz w:val="40"/>
+          <w:szCs w:val="40"/>
+        </w:rPr>
+        <w:t>🔷</w:t>
+      </w:r>
+      <w:r>
+        <w:rPr>
+          <w:rFonts w:asciiTheme="minorHAnsi" w:hAnsiTheme="minorHAnsi" w:cstheme="minorHAnsi"/>
+          <w:sz w:val="40"/>
+          <w:szCs w:val="40"/>
+        </w:rPr>
+        <w:t xml:space="preserve"> </w:t>
+      </w:r>
+      <w:r>
+        <w:rPr>
+          <w:rFonts w:asciiTheme="minorHAnsi" w:hAnsiTheme="minorHAnsi" w:cstheme="minorHAnsi"/>
+          <w:sz w:val="40"/>
+          <w:szCs w:val="40"/>
+          <w:lang w:val="en-US"/>
+        </w:rPr>
+        <w:t>HS1014</w:t>
+      </w:r>
+      <w:r>
+        <w:rPr>
+          <w:rFonts w:asciiTheme="minorHAnsi" w:hAnsiTheme="minorHAnsi" w:cstheme="minorHAnsi"/>
+          <w:sz w:val="40"/>
+          <w:szCs w:val="40"/>
+        </w:rPr>
+        <w:t>. The Evolution &amp; Future of Health &amp; Safety</w:t>
+      </w:r>
+    </w:p>
+    <w:p>
+      <w:pPr>
+        <w:pStyle w:val="NormalWeb"/>
+        <w:spacing w:line="360" w:lineRule="auto"/>
+        <w:rPr>
+          <w:rFonts w:asciiTheme="minorHAnsi" w:hAnsiTheme="minorHAnsi" w:cstheme="minorHAnsi"/>
+          <w:sz w:val="28"/>
+          <w:szCs w:val="28"/>
+        </w:rPr>
+      </w:pPr>
+      <w:r>
+        <w:rPr>
+          <w:rFonts w:ascii="Segoe UI Emoji" w:hAnsi="Segoe UI Emoji" w:cs="Segoe UI Emoji"/>
+          <w:sz w:val="28"/>
+          <w:szCs w:val="28"/>
+        </w:rPr>
+        <w:t>▶</w:t>
+      </w:r>
+      <w:r>
+        <w:rPr>
+          <w:rFonts w:asciiTheme="minorHAnsi" w:hAnsiTheme="minorHAnsi" w:cstheme="minorHAnsi"/>
+          <w:sz w:val="28"/>
+          <w:szCs w:val="28"/>
+        </w:rPr>
+        <w:t xml:space="preserve"> </w:t>
+      </w:r>
+      <w:r>
+        <w:rPr>
+          <w:rStyle w:val="Strong"/>
+          <w:rFonts w:asciiTheme="minorHAnsi" w:hAnsiTheme="minorHAnsi" w:cstheme="minorHAnsi"/>
+          <w:sz w:val="28"/>
+          <w:szCs w:val="28"/>
+        </w:rPr>
+        <w:t>Pre-1900s:</w:t>
+      </w:r>
+      <w:r>
+        <w:rPr>
+          <w:rFonts w:asciiTheme="minorHAnsi" w:hAnsiTheme="minorHAnsi" w:cstheme="minorHAnsi"/>
+          <w:sz w:val="28"/>
+          <w:szCs w:val="28"/>
+        </w:rPr>
+        <w:t xml:space="preserve"> Industrial revolution hazards, child labour, early welfare reforms.</w:t>
+      </w:r>
+      <w:r>
+        <w:rPr>
+          <w:rFonts w:asciiTheme="minorHAnsi" w:hAnsiTheme="minorHAnsi" w:cstheme="minorHAnsi"/>
+          <w:sz w:val="28"/>
+          <w:szCs w:val="28"/>
+        </w:rPr>
+        <w:br/>
+      </w:r>
+      <w:r>
+        <w:rPr>
+          <w:rFonts w:ascii="Segoe UI Emoji" w:hAnsi="Segoe UI Emoji" w:cs="Segoe UI Emoji"/>
+          <w:sz w:val="28"/>
+          <w:szCs w:val="28"/>
+        </w:rPr>
+        <w:t>▶</w:t>
+      </w:r>
+      <w:r>
+        <w:rPr>
+          <w:rFonts w:asciiTheme="minorHAnsi" w:hAnsiTheme="minorHAnsi" w:cstheme="minorHAnsi"/>
+          <w:sz w:val="28"/>
+          <w:szCs w:val="28"/>
+        </w:rPr>
+        <w:t xml:space="preserve"> </w:t>
+      </w:r>
+      <w:r>
+        <w:rPr>
+          <w:rStyle w:val="Strong"/>
+          <w:rFonts w:asciiTheme="minorHAnsi" w:hAnsiTheme="minorHAnsi" w:cstheme="minorHAnsi"/>
+          <w:sz w:val="28"/>
+          <w:szCs w:val="28"/>
+        </w:rPr>
+        <w:t>1900s–1950s:</w:t>
+      </w:r>
+      <w:r>
+        <w:rPr>
+          <w:rFonts w:asciiTheme="minorHAnsi" w:hAnsiTheme="minorHAnsi" w:cstheme="minorHAnsi"/>
+          <w:sz w:val="28"/>
+          <w:szCs w:val="28"/>
+        </w:rPr>
+        <w:t xml:space="preserve"> Factory Acts, occupational medicine.</w:t>
+      </w:r>
+      <w:r>
+        <w:rPr>
+          <w:rFonts w:asciiTheme="minorHAnsi" w:hAnsiTheme="minorHAnsi" w:cstheme="minorHAnsi"/>
+          <w:sz w:val="28"/>
+          <w:szCs w:val="28"/>
+        </w:rPr>
+        <w:br/>
+      </w:r>
+      <w:r>
+        <w:rPr>
+          <w:rFonts w:ascii="Segoe UI Emoji" w:hAnsi="Segoe UI Emoji" w:cs="Segoe UI Emoji"/>
+          <w:sz w:val="28"/>
+          <w:szCs w:val="28"/>
+        </w:rPr>
+        <w:t>▶</w:t>
+      </w:r>
+      <w:r>
+        <w:rPr>
+          <w:rFonts w:asciiTheme="minorHAnsi" w:hAnsiTheme="minorHAnsi" w:cstheme="minorHAnsi"/>
+          <w:sz w:val="28"/>
+          <w:szCs w:val="28"/>
+        </w:rPr>
+        <w:t xml:space="preserve"> </w:t>
+      </w:r>
+      <w:r>
+        <w:rPr>
+          <w:rStyle w:val="Strong"/>
+          <w:rFonts w:asciiTheme="minorHAnsi" w:hAnsiTheme="minorHAnsi" w:cstheme="minorHAnsi"/>
+          <w:sz w:val="28"/>
+          <w:szCs w:val="28"/>
+        </w:rPr>
+        <w:t>1970s–1990s:</w:t>
+      </w:r>
+      <w:r>
+        <w:rPr>
+          <w:rFonts w:asciiTheme="minorHAnsi" w:hAnsiTheme="minorHAnsi" w:cstheme="minorHAnsi"/>
+          <w:sz w:val="28"/>
+          <w:szCs w:val="28"/>
+        </w:rPr>
+        <w:t xml:space="preserve"> Rise of OSHA, ILO conventions, international cooperation.</w:t>
+      </w:r>
+      <w:r>
+        <w:rPr>
+          <w:rFonts w:asciiTheme="minorHAnsi" w:hAnsiTheme="minorHAnsi" w:cstheme="minorHAnsi"/>
+          <w:sz w:val="28"/>
+          <w:szCs w:val="28"/>
+        </w:rPr>
+        <w:br/>
+      </w:r>
+      <w:r>
+        <w:rPr>
+          <w:rFonts w:ascii="Segoe UI Emoji" w:hAnsi="Segoe UI Emoji" w:cs="Segoe UI Emoji"/>
+          <w:sz w:val="28"/>
+          <w:szCs w:val="28"/>
+        </w:rPr>
+        <w:t>▶</w:t>
+      </w:r>
+      <w:r>
+        <w:rPr>
+          <w:rFonts w:asciiTheme="minorHAnsi" w:hAnsiTheme="minorHAnsi" w:cstheme="minorHAnsi"/>
+          <w:sz w:val="28"/>
+          <w:szCs w:val="28"/>
+        </w:rPr>
+        <w:t xml:space="preserve"> </w:t>
+      </w:r>
+      <w:r>
+        <w:rPr>
+          <w:rStyle w:val="Strong"/>
+          <w:rFonts w:asciiTheme="minorHAnsi" w:hAnsiTheme="minorHAnsi" w:cstheme="minorHAnsi"/>
+          <w:sz w:val="28"/>
+          <w:szCs w:val="28"/>
+        </w:rPr>
+        <w:t>2000s–Present:</w:t>
+      </w:r>
+      <w:r>
+        <w:rPr>
+          <w:rFonts w:asciiTheme="minorHAnsi" w:hAnsiTheme="minorHAnsi" w:cstheme="minorHAnsi"/>
+          <w:sz w:val="28"/>
+          <w:szCs w:val="28"/>
+        </w:rPr>
+        <w:t xml:space="preserve"> ISO 45001 systems thinking, mental health focus, ESG reporting.</w:t>
+      </w:r>
+      <w:r>
+        <w:rPr>
+          <w:rFonts w:asciiTheme="minorHAnsi" w:hAnsiTheme="minorHAnsi" w:cstheme="minorHAnsi"/>
+          <w:sz w:val="28"/>
+          <w:szCs w:val="28"/>
+        </w:rPr>
+        <w:br/>
+      </w:r>
+      <w:r>
+        <w:rPr>
+          <w:rFonts w:ascii="Segoe UI Emoji" w:hAnsi="Segoe UI Emoji" w:cs="Segoe UI Emoji"/>
+          <w:sz w:val="28"/>
+          <w:szCs w:val="28"/>
+        </w:rPr>
+        <w:t>▶</w:t>
+      </w:r>
+      <w:r>
+        <w:rPr>
+          <w:rFonts w:asciiTheme="minorHAnsi" w:hAnsiTheme="minorHAnsi" w:cstheme="minorHAnsi"/>
+          <w:sz w:val="28"/>
+          <w:szCs w:val="28"/>
+        </w:rPr>
+        <w:t xml:space="preserve"> </w:t>
+      </w:r>
+      <w:r>
+        <w:rPr>
+          <w:rStyle w:val="Strong"/>
+          <w:rFonts w:asciiTheme="minorHAnsi" w:hAnsiTheme="minorHAnsi" w:cstheme="minorHAnsi"/>
+          <w:sz w:val="28"/>
+          <w:szCs w:val="28"/>
+        </w:rPr>
+        <w:t>Future:</w:t>
+      </w:r>
+      <w:r>
+        <w:rPr>
+          <w:rFonts w:asciiTheme="minorHAnsi" w:hAnsiTheme="minorHAnsi" w:cstheme="minorHAnsi"/>
+          <w:sz w:val="28"/>
+          <w:szCs w:val="28"/>
+        </w:rPr>
+        <w:t xml:space="preserve"> AI-based risk prediction, remote-work ergonomics, global supply-chain accountability.</w:t>
+      </w:r>
+    </w:p>
+    <w:p>
+      <w:pPr>
+        <w:spacing w:line="360" w:lineRule="auto"/>
+        <w:rPr>
+          <w:rFonts w:cstheme="minorHAnsi"/>
+          <w:sz w:val="24"/>
+          <w:szCs w:val="24"/>
+        </w:rPr>
+      </w:pPr>
+      <w:r>
+        <w:rPr>
+          <w:rFonts w:cstheme="minorHAnsi"/>
+          <w:sz w:val="24"/>
+          <w:szCs w:val="24"/>
+        </w:rPr>
+        <w:pict w14:anchorId="2F507637">
+          <v:rect id="_x0000_i1034" style="width:0;height:1.5pt" o:hralign="center" o:hrstd="t" o:hr="t" fillcolor="#a0a0a0" stroked="f"/>
+        </w:pict>
+      </w:r>
+    </w:p>
+    <w:p>
+      <w:pPr>
+        <w:pStyle w:val="Heading2"/>
+        <w:spacing w:line="360" w:lineRule="auto"/>
+        <w:rPr>
+          <w:rFonts w:ascii="Segoe UI Emoji" w:hAnsi="Segoe UI Emoji" w:cs="Segoe UI Emoji"/>
+          <w:sz w:val="40"/>
+          <w:szCs w:val="40"/>
+        </w:rPr>
+      </w:pPr>
+    </w:p>
+    <w:p>
+      <w:pPr>
+        <w:pStyle w:val="Heading2"/>
+        <w:spacing w:line="360" w:lineRule="auto"/>
+        <w:rPr>
+          <w:rFonts w:asciiTheme="minorHAnsi" w:hAnsiTheme="minorHAnsi" w:cstheme="minorHAnsi"/>
+          <w:sz w:val="40"/>
+          <w:szCs w:val="40"/>
+        </w:rPr>
+      </w:pPr>
+      <w:r>
+        <w:rPr>
+          <w:rFonts w:ascii="Segoe UI Emoji" w:hAnsi="Segoe UI Emoji" w:cs="Segoe UI Emoji"/>
+          <w:sz w:val="40"/>
+          <w:szCs w:val="40"/>
+        </w:rPr>
+        <w:lastRenderedPageBreak/>
+        <w:t>🔷</w:t>
+      </w:r>
+      <w:r>
+        <w:rPr>
+          <w:rFonts w:asciiTheme="minorHAnsi" w:hAnsiTheme="minorHAnsi" w:cstheme="minorHAnsi"/>
+          <w:sz w:val="40"/>
+          <w:szCs w:val="40"/>
+        </w:rPr>
+        <w:t xml:space="preserve"> </w:t>
+      </w:r>
+      <w:r>
+        <w:rPr>
+          <w:rFonts w:asciiTheme="minorHAnsi" w:hAnsiTheme="minorHAnsi" w:cstheme="minorHAnsi"/>
+          <w:sz w:val="40"/>
+          <w:szCs w:val="40"/>
+          <w:lang w:val="en-US"/>
+        </w:rPr>
+        <w:t>HS1015</w:t>
+      </w:r>
+      <w:r>
+        <w:rPr>
+          <w:rFonts w:asciiTheme="minorHAnsi" w:hAnsiTheme="minorHAnsi" w:cstheme="minorHAnsi"/>
+          <w:sz w:val="40"/>
+          <w:szCs w:val="40"/>
+        </w:rPr>
+        <w:t>. Case Study — Rana Plaza (Bangladesh, 2013)</w:t>
+      </w:r>
+    </w:p>
+    <w:p>
+      <w:pPr>
+        <w:pStyle w:val="NormalWeb"/>
+        <w:spacing w:line="360" w:lineRule="auto"/>
+        <w:rPr>
+          <w:rFonts w:asciiTheme="minorHAnsi" w:hAnsiTheme="minorHAnsi" w:cstheme="minorHAnsi"/>
+          <w:sz w:val="28"/>
+          <w:szCs w:val="28"/>
+        </w:rPr>
+      </w:pPr>
+      <w:r>
+        <w:rPr>
+          <w:rFonts w:ascii="Segoe UI Emoji" w:hAnsi="Segoe UI Emoji" w:cs="Segoe UI Emoji"/>
+          <w:sz w:val="28"/>
+          <w:szCs w:val="28"/>
+        </w:rPr>
+        <w:t>⚠️</w:t>
+      </w:r>
+      <w:r>
+        <w:rPr>
+          <w:rFonts w:asciiTheme="minorHAnsi" w:hAnsiTheme="minorHAnsi" w:cstheme="minorHAnsi"/>
+          <w:sz w:val="28"/>
+          <w:szCs w:val="28"/>
+        </w:rPr>
+        <w:t xml:space="preserve"> </w:t>
+      </w:r>
+      <w:r>
+        <w:rPr>
+          <w:rStyle w:val="Strong"/>
+          <w:rFonts w:asciiTheme="minorHAnsi" w:hAnsiTheme="minorHAnsi" w:cstheme="minorHAnsi"/>
+          <w:sz w:val="28"/>
+          <w:szCs w:val="28"/>
+        </w:rPr>
+        <w:t>Summary:</w:t>
+      </w:r>
+      <w:r>
+        <w:rPr>
+          <w:rFonts w:asciiTheme="minorHAnsi" w:hAnsiTheme="minorHAnsi" w:cstheme="minorHAnsi"/>
+          <w:sz w:val="28"/>
+          <w:szCs w:val="28"/>
+        </w:rPr>
+        <w:br/>
+        <w:t>An eight-storey garment factory collapsed due to ignored structural warnings, killing over 1,100 workers. It remains one of the deadliest industrial disasters in history.</w:t>
+      </w:r>
+    </w:p>
+    <w:p>
+      <w:pPr>
+        <w:pStyle w:val="NormalWeb"/>
+        <w:spacing w:line="360" w:lineRule="auto"/>
+        <w:rPr>
+          <w:rFonts w:asciiTheme="minorHAnsi" w:hAnsiTheme="minorHAnsi" w:cstheme="minorHAnsi"/>
+          <w:sz w:val="28"/>
+          <w:szCs w:val="28"/>
+        </w:rPr>
+      </w:pPr>
+      <w:r>
+        <w:rPr>
+          <w:rStyle w:val="Strong"/>
+          <w:rFonts w:asciiTheme="minorHAnsi" w:hAnsiTheme="minorHAnsi" w:cstheme="minorHAnsi"/>
+          <w:sz w:val="28"/>
+          <w:szCs w:val="28"/>
+        </w:rPr>
+        <w:t>Key Lessons for Practitioners</w:t>
+      </w:r>
+      <w:r>
+        <w:rPr>
+          <w:rFonts w:asciiTheme="minorHAnsi" w:hAnsiTheme="minorHAnsi" w:cstheme="minorHAnsi"/>
+          <w:sz w:val="28"/>
+          <w:szCs w:val="28"/>
+        </w:rPr>
+        <w:br/>
+      </w:r>
+      <w:r>
+        <w:rPr>
+          <w:rFonts w:ascii="Segoe UI Emoji" w:hAnsi="Segoe UI Emoji" w:cs="Segoe UI Emoji"/>
+          <w:sz w:val="28"/>
+          <w:szCs w:val="28"/>
+        </w:rPr>
+        <w:t>▶</w:t>
+      </w:r>
+      <w:r>
+        <w:rPr>
+          <w:rFonts w:asciiTheme="minorHAnsi" w:hAnsiTheme="minorHAnsi" w:cstheme="minorHAnsi"/>
+          <w:sz w:val="28"/>
+          <w:szCs w:val="28"/>
+        </w:rPr>
+        <w:t xml:space="preserve"> Safety culture must be reinforced by engineering integrity and accountability.</w:t>
+      </w:r>
+      <w:r>
+        <w:rPr>
+          <w:rFonts w:asciiTheme="minorHAnsi" w:hAnsiTheme="minorHAnsi" w:cstheme="minorHAnsi"/>
+          <w:sz w:val="28"/>
+          <w:szCs w:val="28"/>
+        </w:rPr>
+        <w:br/>
+      </w:r>
+      <w:r>
+        <w:rPr>
+          <w:rFonts w:ascii="Segoe UI Emoji" w:hAnsi="Segoe UI Emoji" w:cs="Segoe UI Emoji"/>
+          <w:sz w:val="28"/>
+          <w:szCs w:val="28"/>
+        </w:rPr>
+        <w:t>▶</w:t>
+      </w:r>
+      <w:r>
+        <w:rPr>
+          <w:rFonts w:asciiTheme="minorHAnsi" w:hAnsiTheme="minorHAnsi" w:cstheme="minorHAnsi"/>
+          <w:sz w:val="28"/>
+          <w:szCs w:val="28"/>
+        </w:rPr>
+        <w:t xml:space="preserve"> Supply-chain oversight and brand responsibility save lives.</w:t>
+      </w:r>
+      <w:r>
+        <w:rPr>
+          <w:rFonts w:asciiTheme="minorHAnsi" w:hAnsiTheme="minorHAnsi" w:cstheme="minorHAnsi"/>
+          <w:sz w:val="28"/>
+          <w:szCs w:val="28"/>
+        </w:rPr>
+        <w:br/>
+      </w:r>
+      <w:r>
+        <w:rPr>
+          <w:rFonts w:ascii="Segoe UI Emoji" w:hAnsi="Segoe UI Emoji" w:cs="Segoe UI Emoji"/>
+          <w:sz w:val="28"/>
+          <w:szCs w:val="28"/>
+        </w:rPr>
+        <w:t>▶</w:t>
+      </w:r>
+      <w:r>
+        <w:rPr>
+          <w:rFonts w:asciiTheme="minorHAnsi" w:hAnsiTheme="minorHAnsi" w:cstheme="minorHAnsi"/>
+          <w:sz w:val="28"/>
+          <w:szCs w:val="28"/>
+        </w:rPr>
+        <w:t xml:space="preserve"> Worker participation and inspection systems are vital for prevention.</w:t>
+      </w:r>
+    </w:p>
+    <w:p>
+      <w:pPr>
+        <w:pStyle w:val="NormalWeb"/>
+        <w:spacing w:line="360" w:lineRule="auto"/>
+        <w:rPr>
+          <w:rFonts w:asciiTheme="minorHAnsi" w:hAnsiTheme="minorHAnsi" w:cstheme="minorHAnsi"/>
+          <w:sz w:val="28"/>
+          <w:szCs w:val="28"/>
+        </w:rPr>
+      </w:pPr>
+      <w:r>
+        <w:rPr>
+          <w:rStyle w:val="Strong"/>
+          <w:rFonts w:asciiTheme="minorHAnsi" w:hAnsiTheme="minorHAnsi" w:cstheme="minorHAnsi"/>
+          <w:sz w:val="28"/>
+          <w:szCs w:val="28"/>
+        </w:rPr>
+        <w:t>Verified Case Study Video</w:t>
+      </w:r>
+      <w:r>
+        <w:rPr>
+          <w:rFonts w:asciiTheme="minorHAnsi" w:hAnsiTheme="minorHAnsi" w:cstheme="minorHAnsi"/>
+          <w:sz w:val="28"/>
+          <w:szCs w:val="28"/>
+        </w:rPr>
+        <w:br/>
+        <w:t>“</w:t>
+      </w:r>
+      <w:r>
+        <w:rPr>
+          <w:rStyle w:val="Emphasis"/>
+          <w:rFonts w:asciiTheme="minorHAnsi" w:hAnsiTheme="minorHAnsi" w:cstheme="minorHAnsi"/>
+          <w:sz w:val="28"/>
+          <w:szCs w:val="28"/>
+        </w:rPr>
+        <w:t>Rana Plaza: The Collapse That Shook the World</w:t>
+      </w:r>
+      <w:r>
+        <w:rPr>
+          <w:rFonts w:asciiTheme="minorHAnsi" w:hAnsiTheme="minorHAnsi" w:cstheme="minorHAnsi"/>
+          <w:sz w:val="28"/>
+          <w:szCs w:val="28"/>
+        </w:rPr>
+        <w:t>” — DW Documentary</w:t>
+      </w:r>
+      <w:r>
+        <w:rPr>
+          <w:rFonts w:asciiTheme="minorHAnsi" w:hAnsiTheme="minorHAnsi" w:cstheme="minorHAnsi"/>
+          <w:sz w:val="28"/>
+          <w:szCs w:val="28"/>
+        </w:rPr>
+        <w:br/>
+      </w:r>
+      <w:hyperlink r:id="rId7" w:history="1">
+        <w:r>
+          <w:rPr>
+            <w:rStyle w:val="Hyperlink"/>
+            <w:rFonts w:asciiTheme="minorHAnsi" w:hAnsiTheme="minorHAnsi" w:cstheme="minorHAnsi"/>
+            <w:sz w:val="28"/>
+            <w:szCs w:val="28"/>
+          </w:rPr>
+          <w:t>https://www.youtube.com/watch?v=Mq_mTnhoxEY</w:t>
+        </w:r>
+      </w:hyperlink>
+      <w:r>
+        <w:rPr>
+          <w:rFonts w:asciiTheme="minorHAnsi" w:hAnsiTheme="minorHAnsi" w:cstheme="minorHAnsi"/>
+          <w:sz w:val="28"/>
+          <w:szCs w:val="28"/>
+        </w:rPr>
+        <w:t xml:space="preserve"> </w:t>
+      </w:r>
+      <w:r>
+        <w:rPr>
+          <w:rFonts w:asciiTheme="minorHAnsi" w:hAnsiTheme="minorHAnsi" w:cstheme="minorHAnsi"/>
+          <w:sz w:val="28"/>
+          <w:szCs w:val="28"/>
+        </w:rPr>
+        <w:t> </w:t>
+      </w:r>
+      <w:r>
+        <w:rPr>
+          <w:rFonts w:asciiTheme="minorHAnsi" w:hAnsiTheme="minorHAnsi" w:cstheme="minorHAnsi"/>
+          <w:sz w:val="28"/>
+          <w:szCs w:val="28"/>
+        </w:rPr>
+        <w:t xml:space="preserve"> (runtime ≈ 12 min 23 sec)</w:t>
+      </w:r>
+    </w:p>
+    <w:p>
+      <w:pPr>
+        <w:pStyle w:val="NormalWeb"/>
+        <w:spacing w:line="360" w:lineRule="auto"/>
+        <w:rPr>
+          <w:rFonts w:asciiTheme="minorHAnsi" w:hAnsiTheme="minorHAnsi" w:cstheme="minorHAnsi"/>
+          <w:sz w:val="28"/>
+          <w:szCs w:val="28"/>
+        </w:rPr>
+      </w:pPr>
+      <w:r>
+        <w:rPr>
+          <w:rStyle w:val="Strong"/>
+          <w:rFonts w:asciiTheme="minorHAnsi" w:hAnsiTheme="minorHAnsi" w:cstheme="minorHAnsi"/>
+          <w:sz w:val="28"/>
+          <w:szCs w:val="28"/>
+        </w:rPr>
+        <w:t>Class Activity (45 – 53 min)</w:t>
+      </w:r>
+      <w:r>
+        <w:rPr>
+          <w:rFonts w:asciiTheme="minorHAnsi" w:hAnsiTheme="minorHAnsi" w:cstheme="minorHAnsi"/>
+          <w:sz w:val="28"/>
+          <w:szCs w:val="28"/>
+        </w:rPr>
+        <w:br/>
+        <w:t>– Watch 7–8 minutes of the video (teacher cue).</w:t>
+      </w:r>
+      <w:r>
+        <w:rPr>
+          <w:rFonts w:asciiTheme="minorHAnsi" w:hAnsiTheme="minorHAnsi" w:cstheme="minorHAnsi"/>
+          <w:sz w:val="28"/>
+          <w:szCs w:val="28"/>
+        </w:rPr>
+        <w:br/>
+        <w:t>– Discuss in breakout forum:</w:t>
+      </w:r>
+      <w:r>
+        <w:rPr>
+          <w:rFonts w:asciiTheme="minorHAnsi" w:hAnsiTheme="minorHAnsi" w:cstheme="minorHAnsi"/>
+          <w:sz w:val="28"/>
+          <w:szCs w:val="28"/>
+        </w:rPr>
+        <w:br/>
+      </w:r>
+      <w:r>
+        <w:rPr>
+          <w:rFonts w:asciiTheme="minorHAnsi" w:hAnsiTheme="minorHAnsi" w:cstheme="minorHAnsi"/>
+          <w:sz w:val="28"/>
+          <w:szCs w:val="28"/>
+        </w:rPr>
+        <w:t> </w:t>
+      </w:r>
+      <w:r>
+        <w:rPr>
+          <w:rFonts w:asciiTheme="minorHAnsi" w:hAnsiTheme="minorHAnsi" w:cstheme="minorHAnsi"/>
+          <w:sz w:val="28"/>
+          <w:szCs w:val="28"/>
+        </w:rPr>
+        <w:t>• Three immediate preventive actions.</w:t>
+      </w:r>
+      <w:r>
+        <w:rPr>
+          <w:rFonts w:asciiTheme="minorHAnsi" w:hAnsiTheme="minorHAnsi" w:cstheme="minorHAnsi"/>
+          <w:sz w:val="28"/>
+          <w:szCs w:val="28"/>
+        </w:rPr>
+        <w:br/>
+      </w:r>
+      <w:r>
+        <w:rPr>
+          <w:rFonts w:asciiTheme="minorHAnsi" w:hAnsiTheme="minorHAnsi" w:cstheme="minorHAnsi"/>
+          <w:sz w:val="28"/>
+          <w:szCs w:val="28"/>
+        </w:rPr>
+        <w:t> </w:t>
+      </w:r>
+      <w:r>
+        <w:rPr>
+          <w:rFonts w:asciiTheme="minorHAnsi" w:hAnsiTheme="minorHAnsi" w:cstheme="minorHAnsi"/>
+          <w:sz w:val="28"/>
+          <w:szCs w:val="28"/>
+        </w:rPr>
+        <w:t>• Two long-term system improvements (policy or training).</w:t>
+      </w:r>
+    </w:p>
+    <w:p>
+      <w:pPr>
+        <w:pStyle w:val="NormalWeb"/>
+        <w:spacing w:line="360" w:lineRule="auto"/>
+        <w:rPr>
+          <w:rFonts w:asciiTheme="minorHAnsi" w:hAnsiTheme="minorHAnsi" w:cstheme="minorHAnsi"/>
+          <w:sz w:val="28"/>
+          <w:szCs w:val="28"/>
+        </w:rPr>
+      </w:pPr>
+      <w:r>
+        <w:rPr>
+          <w:rStyle w:val="Strong"/>
+          <w:rFonts w:asciiTheme="minorHAnsi" w:hAnsiTheme="minorHAnsi" w:cstheme="minorHAnsi"/>
+          <w:sz w:val="28"/>
+          <w:szCs w:val="28"/>
+        </w:rPr>
+        <w:t>Reflection Prompt (Forum):</w:t>
+      </w:r>
+      <w:r>
+        <w:rPr>
+          <w:rFonts w:asciiTheme="minorHAnsi" w:hAnsiTheme="minorHAnsi" w:cstheme="minorHAnsi"/>
+          <w:sz w:val="28"/>
+          <w:szCs w:val="28"/>
+        </w:rPr>
+        <w:br/>
+        <w:t>If ISO 45001 had been applied, which clauses (leadership, worker participation, hazard identification, procurement) could have prevented the disaster?</w:t>
+      </w:r>
+    </w:p>
+    <w:p>
+      <w:pPr>
+        <w:spacing w:line="360" w:lineRule="auto"/>
+        <w:rPr>
+          <w:rFonts w:cstheme="minorHAnsi"/>
+          <w:sz w:val="24"/>
+          <w:szCs w:val="24"/>
+        </w:rPr>
+      </w:pPr>
+      <w:r>
+        <w:rPr>
+          <w:rFonts w:cstheme="minorHAnsi"/>
+          <w:sz w:val="24"/>
+          <w:szCs w:val="24"/>
+        </w:rPr>
+        <w:pict w14:anchorId="3CD3E2DD">
+          <v:rect id="_x0000_i1035" style="width:0;height:1.5pt" o:hralign="center" o:hrstd="t" o:hr="t" fillcolor="#a0a0a0" stroked="f"/>
+        </w:pict>
+      </w:r>
+    </w:p>
+    <w:p>
+      <w:pPr>
+        <w:pStyle w:val="Heading2"/>
+        <w:spacing w:line="360" w:lineRule="auto"/>
+        <w:rPr>
+          <w:rFonts w:ascii="Segoe UI Emoji" w:hAnsi="Segoe UI Emoji" w:cs="Segoe UI Emoji"/>
+          <w:sz w:val="40"/>
+          <w:szCs w:val="40"/>
+        </w:rPr>
+      </w:pPr>
+    </w:p>
+    <w:p>
+      <w:pPr>
+        <w:pStyle w:val="Heading2"/>
+        <w:spacing w:line="360" w:lineRule="auto"/>
+        <w:rPr>
+          <w:rFonts w:ascii="Segoe UI Emoji" w:hAnsi="Segoe UI Emoji" w:cs="Segoe UI Emoji"/>
+          <w:sz w:val="40"/>
+          <w:szCs w:val="40"/>
+        </w:rPr>
+      </w:pPr>
+    </w:p>
+    <w:p>
+      <w:pPr>
+        <w:pStyle w:val="Heading2"/>
+        <w:spacing w:line="360" w:lineRule="auto"/>
+        <w:rPr>
+          <w:rFonts w:asciiTheme="minorHAnsi" w:hAnsiTheme="minorHAnsi" w:cstheme="minorHAnsi"/>
+          <w:sz w:val="40"/>
+          <w:szCs w:val="40"/>
+        </w:rPr>
+      </w:pPr>
+      <w:r>
+        <w:rPr>
+          <w:rFonts w:ascii="Segoe UI Emoji" w:hAnsi="Segoe UI Emoji" w:cs="Segoe UI Emoji"/>
+          <w:sz w:val="40"/>
+          <w:szCs w:val="40"/>
+        </w:rPr>
+        <w:lastRenderedPageBreak/>
+        <w:t>🔷</w:t>
+      </w:r>
+      <w:r>
+        <w:rPr>
+          <w:rFonts w:asciiTheme="minorHAnsi" w:hAnsiTheme="minorHAnsi" w:cstheme="minorHAnsi"/>
+          <w:sz w:val="40"/>
+          <w:szCs w:val="40"/>
+        </w:rPr>
+        <w:t xml:space="preserve"> </w:t>
+      </w:r>
+      <w:r>
+        <w:rPr>
+          <w:rFonts w:asciiTheme="minorHAnsi" w:hAnsiTheme="minorHAnsi" w:cstheme="minorHAnsi"/>
+          <w:sz w:val="40"/>
+          <w:szCs w:val="40"/>
+          <w:lang w:val="en-US"/>
+        </w:rPr>
+        <w:t>HS1016</w:t>
+      </w:r>
+      <w:r>
+        <w:rPr>
+          <w:rFonts w:asciiTheme="minorHAnsi" w:hAnsiTheme="minorHAnsi" w:cstheme="minorHAnsi"/>
+          <w:sz w:val="40"/>
+          <w:szCs w:val="40"/>
+        </w:rPr>
+        <w:t>. Personal Wellbeing &amp; Professional HSE Skills</w:t>
+      </w:r>
+    </w:p>
+    <w:p>
+      <w:pPr>
+        <w:pStyle w:val="NormalWeb"/>
+        <w:spacing w:line="360" w:lineRule="auto"/>
+        <w:rPr>
+          <w:rFonts w:asciiTheme="minorHAnsi" w:hAnsiTheme="minorHAnsi" w:cstheme="minorHAnsi"/>
+          <w:sz w:val="28"/>
+          <w:szCs w:val="28"/>
+        </w:rPr>
+      </w:pPr>
+      <w:r>
+        <w:rPr>
+          <w:rStyle w:val="Strong"/>
+          <w:rFonts w:asciiTheme="minorHAnsi" w:hAnsiTheme="minorHAnsi" w:cstheme="minorHAnsi"/>
+          <w:sz w:val="28"/>
+          <w:szCs w:val="28"/>
+        </w:rPr>
+        <w:t>Checklist for Everyday Safety Leadership</w:t>
+      </w:r>
+      <w:r>
+        <w:rPr>
+          <w:rFonts w:asciiTheme="minorHAnsi" w:hAnsiTheme="minorHAnsi" w:cstheme="minorHAnsi"/>
+          <w:sz w:val="28"/>
+          <w:szCs w:val="28"/>
+        </w:rPr>
+        <w:br/>
+      </w:r>
+      <w:r>
+        <w:rPr>
+          <w:rFonts w:ascii="Segoe UI Emoji" w:hAnsi="Segoe UI Emoji" w:cs="Segoe UI Emoji"/>
+          <w:sz w:val="28"/>
+          <w:szCs w:val="28"/>
+        </w:rPr>
+        <w:t>▶</w:t>
+      </w:r>
+      <w:r>
+        <w:rPr>
+          <w:rFonts w:asciiTheme="minorHAnsi" w:hAnsiTheme="minorHAnsi" w:cstheme="minorHAnsi"/>
+          <w:sz w:val="28"/>
+          <w:szCs w:val="28"/>
+        </w:rPr>
+        <w:t xml:space="preserve"> Maintain healthy routines — sleep, nutrition, hydration, mental rest.</w:t>
+      </w:r>
+      <w:r>
+        <w:rPr>
+          <w:rFonts w:asciiTheme="minorHAnsi" w:hAnsiTheme="minorHAnsi" w:cstheme="minorHAnsi"/>
+          <w:sz w:val="28"/>
+          <w:szCs w:val="28"/>
+        </w:rPr>
+        <w:br/>
+      </w:r>
+      <w:r>
+        <w:rPr>
+          <w:rFonts w:ascii="Segoe UI Emoji" w:hAnsi="Segoe UI Emoji" w:cs="Segoe UI Emoji"/>
+          <w:sz w:val="28"/>
+          <w:szCs w:val="28"/>
+        </w:rPr>
+        <w:t>▶</w:t>
+      </w:r>
+      <w:r>
+        <w:rPr>
+          <w:rFonts w:asciiTheme="minorHAnsi" w:hAnsiTheme="minorHAnsi" w:cstheme="minorHAnsi"/>
+          <w:sz w:val="28"/>
+          <w:szCs w:val="28"/>
+        </w:rPr>
+        <w:t xml:space="preserve"> Use active observation — identify and report hazards early.</w:t>
+      </w:r>
+      <w:r>
+        <w:rPr>
+          <w:rFonts w:asciiTheme="minorHAnsi" w:hAnsiTheme="minorHAnsi" w:cstheme="minorHAnsi"/>
+          <w:sz w:val="28"/>
+          <w:szCs w:val="28"/>
+        </w:rPr>
+        <w:br/>
+      </w:r>
+      <w:r>
+        <w:rPr>
+          <w:rFonts w:ascii="Segoe UI Emoji" w:hAnsi="Segoe UI Emoji" w:cs="Segoe UI Emoji"/>
+          <w:sz w:val="28"/>
+          <w:szCs w:val="28"/>
+        </w:rPr>
+        <w:t>▶</w:t>
+      </w:r>
+      <w:r>
+        <w:rPr>
+          <w:rFonts w:asciiTheme="minorHAnsi" w:hAnsiTheme="minorHAnsi" w:cstheme="minorHAnsi"/>
+          <w:sz w:val="28"/>
+          <w:szCs w:val="28"/>
+        </w:rPr>
+        <w:t xml:space="preserve"> Communicate clearly — safety depends on shared understanding.</w:t>
+      </w:r>
+      <w:r>
+        <w:rPr>
+          <w:rFonts w:asciiTheme="minorHAnsi" w:hAnsiTheme="minorHAnsi" w:cstheme="minorHAnsi"/>
+          <w:sz w:val="28"/>
+          <w:szCs w:val="28"/>
+        </w:rPr>
+        <w:br/>
+      </w:r>
+      <w:r>
+        <w:rPr>
+          <w:rFonts w:ascii="Segoe UI Emoji" w:hAnsi="Segoe UI Emoji" w:cs="Segoe UI Emoji"/>
+          <w:sz w:val="28"/>
+          <w:szCs w:val="28"/>
+        </w:rPr>
+        <w:t>▶</w:t>
+      </w:r>
+      <w:r>
+        <w:rPr>
+          <w:rFonts w:asciiTheme="minorHAnsi" w:hAnsiTheme="minorHAnsi" w:cstheme="minorHAnsi"/>
+          <w:sz w:val="28"/>
+          <w:szCs w:val="28"/>
+        </w:rPr>
+        <w:t xml:space="preserve"> Investigate ethically — focus on causes, not blame.</w:t>
+      </w:r>
+      <w:r>
+        <w:rPr>
+          <w:rFonts w:asciiTheme="minorHAnsi" w:hAnsiTheme="minorHAnsi" w:cstheme="minorHAnsi"/>
+          <w:sz w:val="28"/>
+          <w:szCs w:val="28"/>
+        </w:rPr>
+        <w:br/>
+      </w:r>
+      <w:r>
+        <w:rPr>
+          <w:rFonts w:ascii="Segoe UI Emoji" w:hAnsi="Segoe UI Emoji" w:cs="Segoe UI Emoji"/>
+          <w:sz w:val="28"/>
+          <w:szCs w:val="28"/>
+        </w:rPr>
+        <w:t>▶</w:t>
+      </w:r>
+      <w:r>
+        <w:rPr>
+          <w:rFonts w:asciiTheme="minorHAnsi" w:hAnsiTheme="minorHAnsi" w:cstheme="minorHAnsi"/>
+          <w:sz w:val="28"/>
+          <w:szCs w:val="28"/>
+        </w:rPr>
+        <w:t xml:space="preserve"> Practice empathy and cultural awareness.</w:t>
+      </w:r>
+    </w:p>
+    <w:p>
+      <w:pPr>
+        <w:pStyle w:val="NormalWeb"/>
+        <w:spacing w:line="360" w:lineRule="auto"/>
+        <w:rPr>
+          <w:rFonts w:asciiTheme="minorHAnsi" w:hAnsiTheme="minorHAnsi" w:cstheme="minorHAnsi"/>
+          <w:sz w:val="28"/>
+          <w:szCs w:val="28"/>
+        </w:rPr>
+      </w:pPr>
+      <w:r>
+        <w:rPr>
+          <w:rStyle w:val="Strong"/>
+          <w:rFonts w:asciiTheme="minorHAnsi" w:hAnsiTheme="minorHAnsi" w:cstheme="minorHAnsi"/>
+          <w:sz w:val="28"/>
+          <w:szCs w:val="28"/>
+        </w:rPr>
+        <w:t>Mini-Activity (Forum):</w:t>
+      </w:r>
+      <w:r>
+        <w:rPr>
+          <w:rFonts w:asciiTheme="minorHAnsi" w:hAnsiTheme="minorHAnsi" w:cstheme="minorHAnsi"/>
+          <w:sz w:val="28"/>
+          <w:szCs w:val="28"/>
+        </w:rPr>
+        <w:br/>
+        <w:t>Keep a one-week “Wellbeing &amp; Safety Log.” Each day, note one personal wellbeing action and one workplace or community hazard observation.</w:t>
+      </w:r>
+    </w:p>
+    <w:p>
+      <w:pPr>
+        <w:spacing w:line="360" w:lineRule="auto"/>
+        <w:rPr>
+          <w:rFonts w:cstheme="minorHAnsi"/>
+          <w:sz w:val="24"/>
+          <w:szCs w:val="24"/>
+        </w:rPr>
+      </w:pPr>
+      <w:r>
+        <w:rPr>
+          <w:rFonts w:cstheme="minorHAnsi"/>
+          <w:sz w:val="24"/>
+          <w:szCs w:val="24"/>
+        </w:rPr>
+        <w:pict w14:anchorId="27B30BAF">
+          <v:rect id="_x0000_i1036" style="width:0;height:1.5pt" o:hralign="center" o:hrstd="t" o:hr="t" fillcolor="#a0a0a0" stroked="f"/>
+        </w:pict>
+      </w:r>
+    </w:p>
+    <w:p>
+      <w:pPr>
+        <w:pStyle w:val="Heading2"/>
+        <w:spacing w:before="0" w:beforeAutospacing="0" w:after="0" w:afterAutospacing="0" w:line="360" w:lineRule="auto"/>
+        <w:rPr>
+          <w:rFonts w:asciiTheme="minorHAnsi" w:hAnsiTheme="minorHAnsi" w:cstheme="minorHAnsi"/>
+          <w:sz w:val="40"/>
+          <w:szCs w:val="40"/>
+        </w:rPr>
+      </w:pPr>
+      <w:r>
+        <w:rPr>
+          <w:rFonts w:ascii="Segoe UI Emoji" w:hAnsi="Segoe UI Emoji" w:cs="Segoe UI Emoji"/>
+          <w:sz w:val="40"/>
+          <w:szCs w:val="40"/>
+        </w:rPr>
+        <w:t>🔷</w:t>
+      </w:r>
+      <w:r>
+        <w:rPr>
+          <w:rFonts w:asciiTheme="minorHAnsi" w:hAnsiTheme="minorHAnsi" w:cstheme="minorHAnsi"/>
+          <w:sz w:val="40"/>
+          <w:szCs w:val="40"/>
+        </w:rPr>
+        <w:t xml:space="preserve"> </w:t>
+      </w:r>
+      <w:r>
+        <w:rPr>
+          <w:rFonts w:asciiTheme="minorHAnsi" w:hAnsiTheme="minorHAnsi" w:cstheme="minorHAnsi"/>
+          <w:sz w:val="40"/>
+          <w:szCs w:val="40"/>
+          <w:lang w:val="en-US"/>
+        </w:rPr>
+        <w:t>HS1017</w:t>
+      </w:r>
+      <w:r>
+        <w:rPr>
+          <w:rFonts w:asciiTheme="minorHAnsi" w:hAnsiTheme="minorHAnsi" w:cstheme="minorHAnsi"/>
+          <w:sz w:val="40"/>
+          <w:szCs w:val="40"/>
+          <w:lang w:val="en-US"/>
+        </w:rPr>
+        <w:t xml:space="preserve"> - </w:t>
+      </w:r>
+      <w:r>
+        <w:rPr>
+          <w:rFonts w:asciiTheme="minorHAnsi" w:hAnsiTheme="minorHAnsi" w:cstheme="minorHAnsi"/>
+          <w:sz w:val="40"/>
+          <w:szCs w:val="40"/>
+        </w:rPr>
+        <w:t>Discussion Quiz</w:t>
+      </w:r>
+      <w:r>
+        <w:rPr>
+          <w:rFonts w:asciiTheme="minorHAnsi" w:hAnsiTheme="minorHAnsi" w:cstheme="minorHAnsi"/>
+          <w:sz w:val="40"/>
+          <w:szCs w:val="40"/>
+          <w:lang w:val="en-US"/>
+        </w:rPr>
+        <w:t xml:space="preserve"> &amp; Resources</w:t>
+      </w:r>
+      <w:r>
+        <w:rPr>
+          <w:rFonts w:asciiTheme="minorHAnsi" w:hAnsiTheme="minorHAnsi" w:cstheme="minorHAnsi"/>
+          <w:sz w:val="40"/>
+          <w:szCs w:val="40"/>
+        </w:rPr>
+        <w:t xml:space="preserve"> (5 Questions)</w:t>
+      </w:r>
+    </w:p>
+    <w:p>
+      <w:pPr>
+        <w:pStyle w:val="NormalWeb"/>
+        <w:spacing w:before="0" w:beforeAutospacing="0" w:after="0" w:afterAutospacing="0" w:line="360" w:lineRule="auto"/>
+        <w:rPr>
+          <w:rFonts w:asciiTheme="minorHAnsi" w:hAnsiTheme="minorHAnsi" w:cstheme="minorHAnsi"/>
+          <w:sz w:val="28"/>
+          <w:szCs w:val="28"/>
+        </w:rPr>
+      </w:pPr>
+      <w:r>
+        <w:rPr>
+          <w:rFonts w:asciiTheme="minorHAnsi" w:hAnsiTheme="minorHAnsi" w:cstheme="minorHAnsi"/>
+          <w:sz w:val="28"/>
+          <w:szCs w:val="28"/>
+        </w:rPr>
+        <w:t>1️</w:t>
+      </w:r>
+      <w:r>
+        <w:rPr>
+          <w:rFonts w:ascii="Tahoma" w:hAnsi="Tahoma" w:cs="Tahoma"/>
+          <w:sz w:val="28"/>
+          <w:szCs w:val="28"/>
+        </w:rPr>
+        <w:t>⃣</w:t>
+      </w:r>
+      <w:r>
+        <w:rPr>
+          <w:rFonts w:asciiTheme="minorHAnsi" w:hAnsiTheme="minorHAnsi" w:cstheme="minorHAnsi"/>
+          <w:sz w:val="28"/>
+          <w:szCs w:val="28"/>
+        </w:rPr>
+        <w:t xml:space="preserve"> Define “hazard” and “risk,” giving one Ghanaian example.</w:t>
+      </w:r>
+      <w:r>
+        <w:rPr>
+          <w:rFonts w:asciiTheme="minorHAnsi" w:hAnsiTheme="minorHAnsi" w:cstheme="minorHAnsi"/>
+          <w:sz w:val="28"/>
+          <w:szCs w:val="28"/>
+        </w:rPr>
+        <w:br/>
+        <w:t>2️</w:t>
+      </w:r>
+      <w:r>
+        <w:rPr>
+          <w:rFonts w:ascii="Tahoma" w:hAnsi="Tahoma" w:cs="Tahoma"/>
+          <w:sz w:val="28"/>
+          <w:szCs w:val="28"/>
+        </w:rPr>
+        <w:t>⃣</w:t>
+      </w:r>
+      <w:r>
+        <w:rPr>
+          <w:rFonts w:asciiTheme="minorHAnsi" w:hAnsiTheme="minorHAnsi" w:cstheme="minorHAnsi"/>
+          <w:sz w:val="28"/>
+          <w:szCs w:val="28"/>
+        </w:rPr>
+        <w:t xml:space="preserve"> List the hierarchy of control in order and provide one engineering control example.</w:t>
+      </w:r>
+      <w:r>
+        <w:rPr>
+          <w:rFonts w:asciiTheme="minorHAnsi" w:hAnsiTheme="minorHAnsi" w:cstheme="minorHAnsi"/>
+          <w:sz w:val="28"/>
+          <w:szCs w:val="28"/>
+        </w:rPr>
+        <w:br/>
+        <w:t>3️</w:t>
+      </w:r>
+      <w:r>
+        <w:rPr>
+          <w:rFonts w:ascii="Tahoma" w:hAnsi="Tahoma" w:cs="Tahoma"/>
+          <w:sz w:val="28"/>
+          <w:szCs w:val="28"/>
+        </w:rPr>
+        <w:t>⃣</w:t>
+      </w:r>
+      <w:r>
+        <w:rPr>
+          <w:rFonts w:asciiTheme="minorHAnsi" w:hAnsiTheme="minorHAnsi" w:cstheme="minorHAnsi"/>
+          <w:sz w:val="28"/>
+          <w:szCs w:val="28"/>
+        </w:rPr>
+        <w:t xml:space="preserve"> Name two functions of NEBOSH and one Ghana regulation protecting workers.</w:t>
+      </w:r>
+      <w:r>
+        <w:rPr>
+          <w:rFonts w:asciiTheme="minorHAnsi" w:hAnsiTheme="minorHAnsi" w:cstheme="minorHAnsi"/>
+          <w:sz w:val="28"/>
+          <w:szCs w:val="28"/>
+        </w:rPr>
+        <w:br/>
+        <w:t>4️</w:t>
+      </w:r>
+      <w:r>
+        <w:rPr>
+          <w:rFonts w:ascii="Tahoma" w:hAnsi="Tahoma" w:cs="Tahoma"/>
+          <w:sz w:val="28"/>
+          <w:szCs w:val="28"/>
+        </w:rPr>
+        <w:t>⃣</w:t>
+      </w:r>
+      <w:r>
+        <w:rPr>
+          <w:rFonts w:asciiTheme="minorHAnsi" w:hAnsiTheme="minorHAnsi" w:cstheme="minorHAnsi"/>
+          <w:sz w:val="28"/>
+          <w:szCs w:val="28"/>
+        </w:rPr>
+        <w:t xml:space="preserve"> From the Rana Plaza case, identify two root causes and two preventive measures.</w:t>
+      </w:r>
+      <w:r>
+        <w:rPr>
+          <w:rFonts w:asciiTheme="minorHAnsi" w:hAnsiTheme="minorHAnsi" w:cstheme="minorHAnsi"/>
+          <w:sz w:val="28"/>
+          <w:szCs w:val="28"/>
+        </w:rPr>
+        <w:br/>
+        <w:t>5️</w:t>
+      </w:r>
+      <w:r>
+        <w:rPr>
+          <w:rFonts w:ascii="Tahoma" w:hAnsi="Tahoma" w:cs="Tahoma"/>
+          <w:sz w:val="28"/>
+          <w:szCs w:val="28"/>
+        </w:rPr>
+        <w:t>⃣</w:t>
+      </w:r>
+      <w:r>
+        <w:rPr>
+          <w:rFonts w:asciiTheme="minorHAnsi" w:hAnsiTheme="minorHAnsi" w:cstheme="minorHAnsi"/>
+          <w:sz w:val="28"/>
+          <w:szCs w:val="28"/>
+        </w:rPr>
+        <w:t xml:space="preserve"> Which ISO 45001 clause would you prioritise in a small manufacturing firm, and why?</w:t>
+      </w:r>
+    </w:p>
+    <w:p>
+      <w:pPr>
+        <w:pStyle w:val="NormalWeb"/>
+        <w:spacing w:before="0" w:beforeAutospacing="0" w:after="0" w:afterAutospacing="0" w:line="360" w:lineRule="auto"/>
+        <w:rPr>
+          <w:rFonts w:asciiTheme="minorHAnsi" w:hAnsiTheme="minorHAnsi" w:cstheme="minorHAnsi"/>
+          <w:sz w:val="28"/>
+          <w:szCs w:val="28"/>
+        </w:rPr>
+      </w:pPr>
+      <w:r>
+        <w:rPr>
+          <w:rStyle w:val="Emphasis"/>
+          <w:rFonts w:asciiTheme="minorHAnsi" w:hAnsiTheme="minorHAnsi" w:cstheme="minorHAnsi"/>
+          <w:sz w:val="28"/>
+          <w:szCs w:val="28"/>
+        </w:rPr>
+        <w:t>(5-minute group or forum discussion; brief answers posted to LearnDash forum.)</w:t>
+      </w:r>
+    </w:p>
+    <w:p>
+      <w:pPr>
+        <w:spacing w:after="0" w:line="360" w:lineRule="auto"/>
+        <w:rPr>
+          <w:rFonts w:cstheme="minorHAnsi"/>
+          <w:sz w:val="24"/>
+          <w:szCs w:val="24"/>
+        </w:rPr>
+      </w:pPr>
+      <w:r>
+        <w:rPr>
+          <w:rFonts w:cstheme="minorHAnsi"/>
+          <w:sz w:val="24"/>
+          <w:szCs w:val="24"/>
+        </w:rPr>
+        <w:pict w14:anchorId="1AD3F26C">
+          <v:rect id="_x0000_i1055" style="width:0;height:1.5pt" o:hralign="center" o:bullet="t" o:hrstd="t" o:hr="t" fillcolor="#a0a0a0" stroked="f"/>
+        </w:pict>
+      </w:r>
+    </w:p>
+    <w:p>
+      <w:pPr>
+        <w:spacing w:after="0" w:line="360" w:lineRule="auto"/>
+        <w:rPr>
+          <w:rFonts w:cstheme="minorHAnsi"/>
+          <w:sz w:val="24"/>
+          <w:szCs w:val="24"/>
+        </w:rPr>
+      </w:pPr>
+    </w:p>
+    <w:p>
+      <w:pPr>
         <w:pStyle w:val="Heading3"/>
         <w:spacing w:line="360" w:lineRule="auto"/>
         <w:rPr>
-          <w:rFonts w:asciiTheme="minorHAnsi" w:hAnsiTheme="minorHAnsi" w:cstheme="minorHAnsi"/>
-          <w:sz w:val="28"/>
-          <w:szCs w:val="28"/>
+          <w:rFonts w:ascii="Segoe UI Emoji" w:hAnsi="Segoe UI Emoji" w:cs="Segoe UI Emoji"/>
+          <w:sz w:val="40"/>
+          <w:szCs w:val="40"/>
         </w:rPr>
       </w:pPr>
     </w:p>
@@ -2164,30 +3637,62 @@
         <w:pStyle w:val="Heading3"/>
         <w:spacing w:line="360" w:lineRule="auto"/>
         <w:rPr>
-          <w:rFonts w:asciiTheme="minorHAnsi" w:hAnsiTheme="minorHAnsi" w:cstheme="minorHAnsi"/>
-          <w:sz w:val="28"/>
-          <w:szCs w:val="28"/>
-        </w:rPr>
-      </w:pPr>
-      <w:r>
-        <w:rPr>
           <w:rFonts w:ascii="Segoe UI Emoji" w:hAnsi="Segoe UI Emoji" w:cs="Segoe UI Emoji"/>
-          <w:sz w:val="28"/>
-          <w:szCs w:val="28"/>
-        </w:rPr>
-        <w:t>🎥</w:t>
-      </w:r>
-      <w:r>
-        <w:rPr>
-          <w:rFonts w:asciiTheme="minorHAnsi" w:hAnsiTheme="minorHAnsi" w:cstheme="minorHAnsi"/>
-          <w:sz w:val="28"/>
-          <w:szCs w:val="28"/>
-        </w:rPr>
-        <w:t xml:space="preserve"> Recommended Verified Video Resources (Checked 2025-11-05)</w:t>
-      </w:r>
+          <w:sz w:val="40"/>
+          <w:szCs w:val="40"/>
+        </w:rPr>
+      </w:pPr>
     </w:p>
     <w:p>
       <w:pPr>
+        <w:pStyle w:val="Heading3"/>
+        <w:spacing w:before="0" w:beforeAutospacing="0" w:after="0" w:afterAutospacing="0" w:line="360" w:lineRule="auto"/>
+        <w:rPr>
+          <w:rFonts w:asciiTheme="minorHAnsi" w:hAnsiTheme="minorHAnsi" w:cstheme="minorHAnsi"/>
+          <w:sz w:val="40"/>
+          <w:szCs w:val="40"/>
+        </w:rPr>
+      </w:pPr>
+      <w:r>
+        <w:rPr>
+          <w:rFonts w:ascii="Segoe UI Emoji" w:hAnsi="Segoe UI Emoji" w:cs="Segoe UI Emoji"/>
+          <w:sz w:val="40"/>
+          <w:szCs w:val="40"/>
+        </w:rPr>
+        <w:lastRenderedPageBreak/>
+        <w:t>🎥</w:t>
+      </w:r>
+      <w:r>
+        <w:rPr>
+          <w:rFonts w:asciiTheme="minorHAnsi" w:hAnsiTheme="minorHAnsi" w:cstheme="minorHAnsi"/>
+          <w:sz w:val="40"/>
+          <w:szCs w:val="40"/>
+        </w:rPr>
+        <w:t xml:space="preserve"> Recommended Verified Video Resources</w:t>
+      </w:r>
+    </w:p>
+    <w:p>
+      <w:pPr>
+        <w:pStyle w:val="Heading3"/>
+        <w:spacing w:before="0" w:beforeAutospacing="0" w:after="0" w:afterAutospacing="0" w:line="360" w:lineRule="auto"/>
+        <w:ind w:firstLine="720"/>
+        <w:rPr>
+          <w:rFonts w:asciiTheme="minorHAnsi" w:hAnsiTheme="minorHAnsi" w:cstheme="minorHAnsi"/>
+          <w:sz w:val="40"/>
+          <w:szCs w:val="40"/>
+        </w:rPr>
+      </w:pPr>
+      <w:r>
+        <w:rPr>
+          <w:rFonts w:asciiTheme="minorHAnsi" w:hAnsiTheme="minorHAnsi" w:cstheme="minorHAnsi"/>
+          <w:sz w:val="40"/>
+          <w:szCs w:val="40"/>
+        </w:rPr>
+        <w:t>(Checked 2025-11-05)</w:t>
+      </w:r>
+    </w:p>
+    <w:p>
+      <w:pPr>
         <w:pStyle w:val="NormalWeb"/>
         <w:spacing w:line="360" w:lineRule="auto"/>
         <w:rPr>
@@ -2247,7 +3752,7 @@
         </w:rPr>
         <w:t xml:space="preserve">” — </w:t>
       </w:r>
-      <w:hyperlink r:id="rId7" w:history="1">
+      <w:hyperlink r:id="rId8" w:history="1">
         <w:r>
           <w:rPr>
             <w:rStyle w:val="Hyperlink"/>
@@ -2344,7 +3849,7 @@
         </w:rPr>
         <w:t xml:space="preserve">” — </w:t>
       </w:r>
-      <w:hyperlink r:id="rId8" w:history="1">
+      <w:hyperlink r:id="rId9" w:history="1">
         <w:r>
           <w:rPr>
             <w:rStyle w:val="Hyperlink"/>
@@ -2397,27 +3902,7 @@
           <w:sz w:val="28"/>
           <w:szCs w:val="28"/>
         </w:rPr>
-        <w:t xml:space="preserve">Both are educational, publicly available, and suitable for embedding within </w:t>
-      </w:r>
-      <w:proofErr w:type="spellStart"/>
-      <w:r>
-        <w:rPr>
-          <w:rStyle w:val="Emphasis"/>
-          <w:rFonts w:asciiTheme="minorHAnsi" w:hAnsiTheme="minorHAnsi" w:cstheme="minorHAnsi"/>
-          <w:sz w:val="28"/>
-          <w:szCs w:val="28"/>
-        </w:rPr>
-        <w:t>LearnDash</w:t>
-      </w:r>
-      <w:proofErr w:type="spellEnd"/>
-      <w:r>
-        <w:rPr>
-          <w:rStyle w:val="Emphasis"/>
-          <w:rFonts w:asciiTheme="minorHAnsi" w:hAnsiTheme="minorHAnsi" w:cstheme="minorHAnsi"/>
-          <w:sz w:val="28"/>
-          <w:szCs w:val="28"/>
-        </w:rPr>
-        <w:t>.</w:t>
+        <w:t>Both are educational, publicly available, and suitable for embedding within LearnDash.</w:t>
       </w:r>
     </w:p>
     <w:p>
@@ -2435,15 +3920,15 @@
           <w:sz w:val="24"/>
           <w:szCs w:val="24"/>
         </w:rPr>
-        <w:pict w14:anchorId="046756DD">
-          <v:rect id="_x0000_i1032" style="width:0;height:1.5pt" o:hralign="center" o:hrstd="t" o:hr="t" fillcolor="#a0a0a0" stroked="f"/>
+        <w:pict w14:anchorId="1C830DEF">
+          <v:rect id="_x0000_i1056" style="width:0;height:1.5pt" o:hralign="center" o:hrstd="t" o:hr="t" fillcolor="#a0a0a0" stroked="f"/>
         </w:pict>
       </w:r>
     </w:p>
     <w:p>
       <w:pPr>
         <w:pStyle w:val="Heading2"/>
-        <w:spacing w:line="360" w:lineRule="auto"/>
+        <w:spacing w:before="0" w:beforeAutospacing="0" w:after="0" w:afterAutospacing="0" w:line="360" w:lineRule="auto"/>
         <w:rPr>
           <w:rFonts w:asciiTheme="minorHAnsi" w:hAnsiTheme="minorHAnsi" w:cstheme="minorHAnsi"/>
           <w:sz w:val="40"/>
@@ -2464,1497 +3949,13 @@
           <w:sz w:val="40"/>
           <w:szCs w:val="40"/>
         </w:rPr>
-        <w:t xml:space="preserve"> </w:t>
-      </w:r>
-      <w:r>
-        <w:rPr>
-          <w:rFonts w:asciiTheme="minorHAnsi" w:hAnsiTheme="minorHAnsi" w:cstheme="minorHAnsi"/>
-          <w:sz w:val="40"/>
-          <w:szCs w:val="40"/>
-          <w:lang w:val="en-US"/>
-        </w:rPr>
-        <w:t>HS1013</w:t>
-      </w:r>
-      <w:r>
-        <w:rPr>
-          <w:rFonts w:asciiTheme="minorHAnsi" w:hAnsiTheme="minorHAnsi" w:cstheme="minorHAnsi"/>
-          <w:sz w:val="40"/>
-          <w:szCs w:val="40"/>
-        </w:rPr>
-        <w:t>. Decoding ISO 45001 — The PDCA Model</w:t>
+        <w:t xml:space="preserve"> References &amp; Verified Sources (Checked 2025-11-05)</w:t>
       </w:r>
     </w:p>
     <w:p>
       <w:pPr>
         <w:pStyle w:val="NormalWeb"/>
-        <w:spacing w:line="360" w:lineRule="auto"/>
-        <w:rPr>
-          <w:rFonts w:asciiTheme="minorHAnsi" w:hAnsiTheme="minorHAnsi" w:cstheme="minorHAnsi"/>
-          <w:sz w:val="28"/>
-          <w:szCs w:val="28"/>
-        </w:rPr>
-      </w:pPr>
-      <w:r>
-        <w:rPr>
-          <w:rStyle w:val="Strong"/>
-          <w:rFonts w:asciiTheme="minorHAnsi" w:hAnsiTheme="minorHAnsi" w:cstheme="minorHAnsi"/>
-          <w:sz w:val="28"/>
-          <w:szCs w:val="28"/>
-        </w:rPr>
-        <w:t>PLAN</w:t>
-      </w:r>
-      <w:r>
-        <w:rPr>
-          <w:rFonts w:asciiTheme="minorHAnsi" w:hAnsiTheme="minorHAnsi" w:cstheme="minorHAnsi"/>
-          <w:sz w:val="28"/>
-          <w:szCs w:val="28"/>
-        </w:rPr>
-        <w:t xml:space="preserve"> — Establish context, identify hazards, set measurable objectives, prepare risk register.</w:t>
-      </w:r>
-      <w:r>
-        <w:rPr>
-          <w:rFonts w:asciiTheme="minorHAnsi" w:hAnsiTheme="minorHAnsi" w:cstheme="minorHAnsi"/>
-          <w:sz w:val="28"/>
-          <w:szCs w:val="28"/>
-        </w:rPr>
-        <w:br/>
-      </w:r>
-      <w:r>
-        <w:rPr>
-          <w:rStyle w:val="Strong"/>
-          <w:rFonts w:asciiTheme="minorHAnsi" w:hAnsiTheme="minorHAnsi" w:cstheme="minorHAnsi"/>
-          <w:sz w:val="28"/>
-          <w:szCs w:val="28"/>
-        </w:rPr>
-        <w:t>DO</w:t>
-      </w:r>
-      <w:r>
-        <w:rPr>
-          <w:rFonts w:asciiTheme="minorHAnsi" w:hAnsiTheme="minorHAnsi" w:cstheme="minorHAnsi"/>
-          <w:sz w:val="28"/>
-          <w:szCs w:val="28"/>
-        </w:rPr>
-        <w:t xml:space="preserve"> — Implement training, communication, operational controls, documentation.</w:t>
-      </w:r>
-      <w:r>
-        <w:rPr>
-          <w:rFonts w:asciiTheme="minorHAnsi" w:hAnsiTheme="minorHAnsi" w:cstheme="minorHAnsi"/>
-          <w:sz w:val="28"/>
-          <w:szCs w:val="28"/>
-        </w:rPr>
-        <w:br/>
-      </w:r>
-      <w:r>
-        <w:rPr>
-          <w:rStyle w:val="Strong"/>
-          <w:rFonts w:asciiTheme="minorHAnsi" w:hAnsiTheme="minorHAnsi" w:cstheme="minorHAnsi"/>
-          <w:sz w:val="28"/>
-          <w:szCs w:val="28"/>
-        </w:rPr>
-        <w:t>CHECK</w:t>
-      </w:r>
-      <w:r>
-        <w:rPr>
-          <w:rFonts w:asciiTheme="minorHAnsi" w:hAnsiTheme="minorHAnsi" w:cstheme="minorHAnsi"/>
-          <w:sz w:val="28"/>
-          <w:szCs w:val="28"/>
-        </w:rPr>
-        <w:t xml:space="preserve"> — Monitor performance, conduct audits, review incidents.</w:t>
-      </w:r>
-      <w:r>
-        <w:rPr>
-          <w:rFonts w:asciiTheme="minorHAnsi" w:hAnsiTheme="minorHAnsi" w:cstheme="minorHAnsi"/>
-          <w:sz w:val="28"/>
-          <w:szCs w:val="28"/>
-        </w:rPr>
-        <w:br/>
-      </w:r>
-      <w:r>
-        <w:rPr>
-          <w:rStyle w:val="Strong"/>
-          <w:rFonts w:asciiTheme="minorHAnsi" w:hAnsiTheme="minorHAnsi" w:cstheme="minorHAnsi"/>
-          <w:sz w:val="28"/>
-          <w:szCs w:val="28"/>
-        </w:rPr>
-        <w:t>ACT</w:t>
-      </w:r>
-      <w:r>
-        <w:rPr>
-          <w:rFonts w:asciiTheme="minorHAnsi" w:hAnsiTheme="minorHAnsi" w:cstheme="minorHAnsi"/>
-          <w:sz w:val="28"/>
-          <w:szCs w:val="28"/>
-        </w:rPr>
-        <w:t xml:space="preserve"> — Implement corrective actions and management reviews for continual improvement.</w:t>
-      </w:r>
-    </w:p>
-    <w:p>
-      <w:pPr>
-        <w:pStyle w:val="NormalWeb"/>
-        <w:spacing w:line="360" w:lineRule="auto"/>
-        <w:rPr>
-          <w:rFonts w:asciiTheme="minorHAnsi" w:hAnsiTheme="minorHAnsi" w:cstheme="minorHAnsi"/>
-          <w:sz w:val="28"/>
-          <w:szCs w:val="28"/>
-        </w:rPr>
-      </w:pPr>
-      <w:r>
-        <w:rPr>
-          <w:rFonts w:ascii="Segoe UI Emoji" w:hAnsi="Segoe UI Emoji" w:cs="Segoe UI Emoji"/>
-          <w:sz w:val="28"/>
-          <w:szCs w:val="28"/>
-        </w:rPr>
-        <w:t>✅</w:t>
-      </w:r>
-      <w:r>
-        <w:rPr>
-          <w:rFonts w:asciiTheme="minorHAnsi" w:hAnsiTheme="minorHAnsi" w:cstheme="minorHAnsi"/>
-          <w:sz w:val="28"/>
-          <w:szCs w:val="28"/>
-        </w:rPr>
-        <w:t xml:space="preserve"> </w:t>
-      </w:r>
-      <w:r>
-        <w:rPr>
-          <w:rStyle w:val="Emphasis"/>
-          <w:rFonts w:asciiTheme="minorHAnsi" w:hAnsiTheme="minorHAnsi" w:cstheme="minorHAnsi"/>
-          <w:sz w:val="28"/>
-          <w:szCs w:val="28"/>
-        </w:rPr>
-        <w:t xml:space="preserve">Practical Templates (to attach in </w:t>
-      </w:r>
-      <w:proofErr w:type="spellStart"/>
-      <w:r>
-        <w:rPr>
-          <w:rStyle w:val="Emphasis"/>
-          <w:rFonts w:asciiTheme="minorHAnsi" w:hAnsiTheme="minorHAnsi" w:cstheme="minorHAnsi"/>
-          <w:sz w:val="28"/>
-          <w:szCs w:val="28"/>
-        </w:rPr>
-        <w:t>LearnDash</w:t>
-      </w:r>
-      <w:proofErr w:type="spellEnd"/>
-      <w:r>
-        <w:rPr>
-          <w:rStyle w:val="Emphasis"/>
-          <w:rFonts w:asciiTheme="minorHAnsi" w:hAnsiTheme="minorHAnsi" w:cstheme="minorHAnsi"/>
-          <w:sz w:val="28"/>
-          <w:szCs w:val="28"/>
-        </w:rPr>
-        <w:t>)</w:t>
-      </w:r>
-    </w:p>
-    <w:p>
-      <w:pPr>
-        <w:pStyle w:val="NormalWeb"/>
-        <w:numPr>
-          <w:ilvl w:val="0"/>
-          <w:numId w:val="46"/>
-        </w:numPr>
-        <w:spacing w:line="360" w:lineRule="auto"/>
-        <w:rPr>
-          <w:rFonts w:asciiTheme="minorHAnsi" w:hAnsiTheme="minorHAnsi" w:cstheme="minorHAnsi"/>
-          <w:sz w:val="28"/>
-          <w:szCs w:val="28"/>
-        </w:rPr>
-      </w:pPr>
-      <w:r>
-        <w:rPr>
-          <w:rFonts w:asciiTheme="minorHAnsi" w:hAnsiTheme="minorHAnsi" w:cstheme="minorHAnsi"/>
-          <w:sz w:val="28"/>
-          <w:szCs w:val="28"/>
-        </w:rPr>
-        <w:t>Simple Risk-Register (columns: hazard, consequence, likelihood, control, owner, review date)</w:t>
-      </w:r>
-    </w:p>
-    <w:p>
-      <w:pPr>
-        <w:pStyle w:val="NormalWeb"/>
-        <w:numPr>
-          <w:ilvl w:val="0"/>
-          <w:numId w:val="46"/>
-        </w:numPr>
-        <w:spacing w:line="360" w:lineRule="auto"/>
-        <w:rPr>
-          <w:rFonts w:asciiTheme="minorHAnsi" w:hAnsiTheme="minorHAnsi" w:cstheme="minorHAnsi"/>
-          <w:sz w:val="28"/>
-          <w:szCs w:val="28"/>
-        </w:rPr>
-      </w:pPr>
-      <w:r>
-        <w:rPr>
-          <w:rFonts w:asciiTheme="minorHAnsi" w:hAnsiTheme="minorHAnsi" w:cstheme="minorHAnsi"/>
-          <w:sz w:val="28"/>
-          <w:szCs w:val="28"/>
-        </w:rPr>
-        <w:t>Training Matrix (who needs what and when)</w:t>
-      </w:r>
-    </w:p>
-    <w:p>
-      <w:pPr>
-        <w:pStyle w:val="NormalWeb"/>
-        <w:numPr>
-          <w:ilvl w:val="0"/>
-          <w:numId w:val="46"/>
-        </w:numPr>
-        <w:spacing w:line="360" w:lineRule="auto"/>
-        <w:rPr>
-          <w:rFonts w:asciiTheme="minorHAnsi" w:hAnsiTheme="minorHAnsi" w:cstheme="minorHAnsi"/>
-          <w:sz w:val="28"/>
-          <w:szCs w:val="28"/>
-        </w:rPr>
-      </w:pPr>
-      <w:r>
-        <w:rPr>
-          <w:rFonts w:asciiTheme="minorHAnsi" w:hAnsiTheme="minorHAnsi" w:cstheme="minorHAnsi"/>
-          <w:sz w:val="28"/>
-          <w:szCs w:val="28"/>
-        </w:rPr>
-        <w:t>5-Item Audit Checklist (quick internal review tool)</w:t>
-      </w:r>
-    </w:p>
-    <w:p>
-      <w:pPr>
-        <w:spacing w:line="360" w:lineRule="auto"/>
-        <w:rPr>
-          <w:rFonts w:cstheme="minorHAnsi"/>
-          <w:sz w:val="24"/>
-          <w:szCs w:val="24"/>
-        </w:rPr>
-      </w:pPr>
-      <w:r>
-        <w:rPr>
-          <w:rFonts w:cstheme="minorHAnsi"/>
-          <w:sz w:val="24"/>
-          <w:szCs w:val="24"/>
-        </w:rPr>
-        <w:lastRenderedPageBreak/>
-        <w:pict w14:anchorId="0B7C0174">
-          <v:rect id="_x0000_i1033" style="width:0;height:1.5pt" o:hralign="center" o:hrstd="t" o:hr="t" fillcolor="#a0a0a0" stroked="f"/>
-        </w:pict>
-      </w:r>
-    </w:p>
-    <w:p>
-      <w:pPr>
-        <w:pStyle w:val="Heading2"/>
-        <w:spacing w:line="360" w:lineRule="auto"/>
-        <w:rPr>
-          <w:rFonts w:asciiTheme="minorHAnsi" w:hAnsiTheme="minorHAnsi" w:cstheme="minorHAnsi"/>
-          <w:sz w:val="40"/>
-          <w:szCs w:val="40"/>
-        </w:rPr>
-      </w:pPr>
-      <w:r>
-        <w:rPr>
-          <w:rFonts w:ascii="Segoe UI Emoji" w:hAnsi="Segoe UI Emoji" w:cs="Segoe UI Emoji"/>
-          <w:sz w:val="40"/>
-          <w:szCs w:val="40"/>
-        </w:rPr>
-        <w:t>🔷</w:t>
-      </w:r>
-      <w:r>
-        <w:rPr>
-          <w:rFonts w:asciiTheme="minorHAnsi" w:hAnsiTheme="minorHAnsi" w:cstheme="minorHAnsi"/>
-          <w:sz w:val="40"/>
-          <w:szCs w:val="40"/>
-        </w:rPr>
-        <w:t xml:space="preserve"> </w:t>
-      </w:r>
-      <w:r>
-        <w:rPr>
-          <w:rFonts w:asciiTheme="minorHAnsi" w:hAnsiTheme="minorHAnsi" w:cstheme="minorHAnsi"/>
-          <w:sz w:val="40"/>
-          <w:szCs w:val="40"/>
-          <w:lang w:val="en-US"/>
-        </w:rPr>
-        <w:t>HS1014</w:t>
-      </w:r>
-      <w:r>
-        <w:rPr>
-          <w:rFonts w:asciiTheme="minorHAnsi" w:hAnsiTheme="minorHAnsi" w:cstheme="minorHAnsi"/>
-          <w:sz w:val="40"/>
-          <w:szCs w:val="40"/>
-        </w:rPr>
-        <w:t>. The Evolution &amp; Future of Health &amp; Safety</w:t>
-      </w:r>
-    </w:p>
-    <w:p>
-      <w:pPr>
-        <w:pStyle w:val="NormalWeb"/>
-        <w:spacing w:line="360" w:lineRule="auto"/>
-        <w:rPr>
-          <w:rFonts w:asciiTheme="minorHAnsi" w:hAnsiTheme="minorHAnsi" w:cstheme="minorHAnsi"/>
-          <w:sz w:val="28"/>
-          <w:szCs w:val="28"/>
-        </w:rPr>
-      </w:pPr>
-      <w:r>
-        <w:rPr>
-          <w:rFonts w:ascii="Segoe UI Emoji" w:hAnsi="Segoe UI Emoji" w:cs="Segoe UI Emoji"/>
-          <w:sz w:val="28"/>
-          <w:szCs w:val="28"/>
-        </w:rPr>
-        <w:t>▶</w:t>
-      </w:r>
-      <w:r>
-        <w:rPr>
-          <w:rFonts w:asciiTheme="minorHAnsi" w:hAnsiTheme="minorHAnsi" w:cstheme="minorHAnsi"/>
-          <w:sz w:val="28"/>
-          <w:szCs w:val="28"/>
-        </w:rPr>
-        <w:t xml:space="preserve"> </w:t>
-      </w:r>
-      <w:r>
-        <w:rPr>
-          <w:rStyle w:val="Strong"/>
-          <w:rFonts w:asciiTheme="minorHAnsi" w:hAnsiTheme="minorHAnsi" w:cstheme="minorHAnsi"/>
-          <w:sz w:val="28"/>
-          <w:szCs w:val="28"/>
-        </w:rPr>
-        <w:t>Pre-1900s:</w:t>
-      </w:r>
-      <w:r>
-        <w:rPr>
-          <w:rFonts w:asciiTheme="minorHAnsi" w:hAnsiTheme="minorHAnsi" w:cstheme="minorHAnsi"/>
-          <w:sz w:val="28"/>
-          <w:szCs w:val="28"/>
-        </w:rPr>
-        <w:t xml:space="preserve"> Industrial revolution hazards, child labour, early welfare reforms.</w:t>
-      </w:r>
-      <w:r>
-        <w:rPr>
-          <w:rFonts w:asciiTheme="minorHAnsi" w:hAnsiTheme="minorHAnsi" w:cstheme="minorHAnsi"/>
-          <w:sz w:val="28"/>
-          <w:szCs w:val="28"/>
-        </w:rPr>
-        <w:br/>
-      </w:r>
-      <w:r>
-        <w:rPr>
-          <w:rFonts w:ascii="Segoe UI Emoji" w:hAnsi="Segoe UI Emoji" w:cs="Segoe UI Emoji"/>
-          <w:sz w:val="28"/>
-          <w:szCs w:val="28"/>
-        </w:rPr>
-        <w:t>▶</w:t>
-      </w:r>
-      <w:r>
-        <w:rPr>
-          <w:rFonts w:asciiTheme="minorHAnsi" w:hAnsiTheme="minorHAnsi" w:cstheme="minorHAnsi"/>
-          <w:sz w:val="28"/>
-          <w:szCs w:val="28"/>
-        </w:rPr>
-        <w:t xml:space="preserve"> </w:t>
-      </w:r>
-      <w:r>
-        <w:rPr>
-          <w:rStyle w:val="Strong"/>
-          <w:rFonts w:asciiTheme="minorHAnsi" w:hAnsiTheme="minorHAnsi" w:cstheme="minorHAnsi"/>
-          <w:sz w:val="28"/>
-          <w:szCs w:val="28"/>
-        </w:rPr>
-        <w:t>1900s–1950s:</w:t>
-      </w:r>
-      <w:r>
-        <w:rPr>
-          <w:rFonts w:asciiTheme="minorHAnsi" w:hAnsiTheme="minorHAnsi" w:cstheme="minorHAnsi"/>
-          <w:sz w:val="28"/>
-          <w:szCs w:val="28"/>
-        </w:rPr>
-        <w:t xml:space="preserve"> Factory Acts, occupational medicine.</w:t>
-      </w:r>
-      <w:r>
-        <w:rPr>
-          <w:rFonts w:asciiTheme="minorHAnsi" w:hAnsiTheme="minorHAnsi" w:cstheme="minorHAnsi"/>
-          <w:sz w:val="28"/>
-          <w:szCs w:val="28"/>
-        </w:rPr>
-        <w:br/>
-      </w:r>
-      <w:r>
-        <w:rPr>
-          <w:rFonts w:ascii="Segoe UI Emoji" w:hAnsi="Segoe UI Emoji" w:cs="Segoe UI Emoji"/>
-          <w:sz w:val="28"/>
-          <w:szCs w:val="28"/>
-        </w:rPr>
-        <w:t>▶</w:t>
-      </w:r>
-      <w:r>
-        <w:rPr>
-          <w:rFonts w:asciiTheme="minorHAnsi" w:hAnsiTheme="minorHAnsi" w:cstheme="minorHAnsi"/>
-          <w:sz w:val="28"/>
-          <w:szCs w:val="28"/>
-        </w:rPr>
-        <w:t xml:space="preserve"> </w:t>
-      </w:r>
-      <w:r>
-        <w:rPr>
-          <w:rStyle w:val="Strong"/>
-          <w:rFonts w:asciiTheme="minorHAnsi" w:hAnsiTheme="minorHAnsi" w:cstheme="minorHAnsi"/>
-          <w:sz w:val="28"/>
-          <w:szCs w:val="28"/>
-        </w:rPr>
-        <w:t>1970s–1990s:</w:t>
-      </w:r>
-      <w:r>
-        <w:rPr>
-          <w:rFonts w:asciiTheme="minorHAnsi" w:hAnsiTheme="minorHAnsi" w:cstheme="minorHAnsi"/>
-          <w:sz w:val="28"/>
-          <w:szCs w:val="28"/>
-        </w:rPr>
-        <w:t xml:space="preserve"> Rise of OSHA, ILO conventions, international cooperation.</w:t>
-      </w:r>
-      <w:r>
-        <w:rPr>
-          <w:rFonts w:asciiTheme="minorHAnsi" w:hAnsiTheme="minorHAnsi" w:cstheme="minorHAnsi"/>
-          <w:sz w:val="28"/>
-          <w:szCs w:val="28"/>
-        </w:rPr>
-        <w:br/>
-      </w:r>
-      <w:r>
-        <w:rPr>
-          <w:rFonts w:ascii="Segoe UI Emoji" w:hAnsi="Segoe UI Emoji" w:cs="Segoe UI Emoji"/>
-          <w:sz w:val="28"/>
-          <w:szCs w:val="28"/>
-        </w:rPr>
-        <w:t>▶</w:t>
-      </w:r>
-      <w:r>
-        <w:rPr>
-          <w:rFonts w:asciiTheme="minorHAnsi" w:hAnsiTheme="minorHAnsi" w:cstheme="minorHAnsi"/>
-          <w:sz w:val="28"/>
-          <w:szCs w:val="28"/>
-        </w:rPr>
-        <w:t xml:space="preserve"> </w:t>
-      </w:r>
-      <w:r>
-        <w:rPr>
-          <w:rStyle w:val="Strong"/>
-          <w:rFonts w:asciiTheme="minorHAnsi" w:hAnsiTheme="minorHAnsi" w:cstheme="minorHAnsi"/>
-          <w:sz w:val="28"/>
-          <w:szCs w:val="28"/>
-        </w:rPr>
-        <w:t>2000s–Present:</w:t>
-      </w:r>
-      <w:r>
-        <w:rPr>
-          <w:rFonts w:asciiTheme="minorHAnsi" w:hAnsiTheme="minorHAnsi" w:cstheme="minorHAnsi"/>
-          <w:sz w:val="28"/>
-          <w:szCs w:val="28"/>
-        </w:rPr>
-        <w:t xml:space="preserve"> ISO 45001 systems thinking, mental health focus, ESG reporting.</w:t>
-      </w:r>
-      <w:r>
-        <w:rPr>
-          <w:rFonts w:asciiTheme="minorHAnsi" w:hAnsiTheme="minorHAnsi" w:cstheme="minorHAnsi"/>
-          <w:sz w:val="28"/>
-          <w:szCs w:val="28"/>
-        </w:rPr>
-        <w:br/>
-      </w:r>
-      <w:r>
-        <w:rPr>
-          <w:rFonts w:ascii="Segoe UI Emoji" w:hAnsi="Segoe UI Emoji" w:cs="Segoe UI Emoji"/>
-          <w:sz w:val="28"/>
-          <w:szCs w:val="28"/>
-        </w:rPr>
-        <w:t>▶</w:t>
-      </w:r>
-      <w:r>
-        <w:rPr>
-          <w:rFonts w:asciiTheme="minorHAnsi" w:hAnsiTheme="minorHAnsi" w:cstheme="minorHAnsi"/>
-          <w:sz w:val="28"/>
-          <w:szCs w:val="28"/>
-        </w:rPr>
-        <w:t xml:space="preserve"> </w:t>
-      </w:r>
-      <w:r>
-        <w:rPr>
-          <w:rStyle w:val="Strong"/>
-          <w:rFonts w:asciiTheme="minorHAnsi" w:hAnsiTheme="minorHAnsi" w:cstheme="minorHAnsi"/>
-          <w:sz w:val="28"/>
-          <w:szCs w:val="28"/>
-        </w:rPr>
-        <w:t>Future:</w:t>
-      </w:r>
-      <w:r>
-        <w:rPr>
-          <w:rFonts w:asciiTheme="minorHAnsi" w:hAnsiTheme="minorHAnsi" w:cstheme="minorHAnsi"/>
-          <w:sz w:val="28"/>
-          <w:szCs w:val="28"/>
-        </w:rPr>
-        <w:t xml:space="preserve"> AI-based risk prediction, remote-work ergonomics, global supply-chain accountability.</w:t>
-      </w:r>
-    </w:p>
-    <w:p>
-      <w:pPr>
-        <w:spacing w:line="360" w:lineRule="auto"/>
-        <w:rPr>
-          <w:rFonts w:cstheme="minorHAnsi"/>
-          <w:sz w:val="24"/>
-          <w:szCs w:val="24"/>
-        </w:rPr>
-      </w:pPr>
-      <w:r>
-        <w:rPr>
-          <w:rFonts w:cstheme="minorHAnsi"/>
-          <w:sz w:val="24"/>
-          <w:szCs w:val="24"/>
-        </w:rPr>
-        <w:pict w14:anchorId="2F507637">
-          <v:rect id="_x0000_i1034" style="width:0;height:1.5pt" o:hralign="center" o:hrstd="t" o:hr="t" fillcolor="#a0a0a0" stroked="f"/>
-        </w:pict>
-      </w:r>
-    </w:p>
-    <w:p>
-      <w:pPr>
-        <w:pStyle w:val="Heading2"/>
-        <w:spacing w:line="360" w:lineRule="auto"/>
-        <w:rPr>
-          <w:rFonts w:asciiTheme="minorHAnsi" w:hAnsiTheme="minorHAnsi" w:cstheme="minorHAnsi"/>
-          <w:sz w:val="40"/>
-          <w:szCs w:val="40"/>
-        </w:rPr>
-      </w:pPr>
-      <w:r>
-        <w:rPr>
-          <w:rFonts w:ascii="Segoe UI Emoji" w:hAnsi="Segoe UI Emoji" w:cs="Segoe UI Emoji"/>
-          <w:sz w:val="40"/>
-          <w:szCs w:val="40"/>
-        </w:rPr>
-        <w:t>🔷</w:t>
-      </w:r>
-      <w:r>
-        <w:rPr>
-          <w:rFonts w:asciiTheme="minorHAnsi" w:hAnsiTheme="minorHAnsi" w:cstheme="minorHAnsi"/>
-          <w:sz w:val="40"/>
-          <w:szCs w:val="40"/>
-        </w:rPr>
-        <w:t xml:space="preserve"> </w:t>
-      </w:r>
-      <w:r>
-        <w:rPr>
-          <w:rFonts w:asciiTheme="minorHAnsi" w:hAnsiTheme="minorHAnsi" w:cstheme="minorHAnsi"/>
-          <w:sz w:val="40"/>
-          <w:szCs w:val="40"/>
-          <w:lang w:val="en-US"/>
-        </w:rPr>
-        <w:t>HS1015</w:t>
-      </w:r>
-      <w:r>
-        <w:rPr>
-          <w:rFonts w:asciiTheme="minorHAnsi" w:hAnsiTheme="minorHAnsi" w:cstheme="minorHAnsi"/>
-          <w:sz w:val="40"/>
-          <w:szCs w:val="40"/>
-        </w:rPr>
-        <w:t>. Case Study — Rana Plaza (Bangladesh, 2013)</w:t>
-      </w:r>
-    </w:p>
-    <w:p>
-      <w:pPr>
-        <w:pStyle w:val="NormalWeb"/>
-        <w:spacing w:line="360" w:lineRule="auto"/>
-        <w:rPr>
-          <w:rFonts w:asciiTheme="minorHAnsi" w:hAnsiTheme="minorHAnsi" w:cstheme="minorHAnsi"/>
-          <w:sz w:val="28"/>
-          <w:szCs w:val="28"/>
-        </w:rPr>
-      </w:pPr>
-      <w:r>
-        <w:rPr>
-          <w:rFonts w:ascii="Segoe UI Emoji" w:hAnsi="Segoe UI Emoji" w:cs="Segoe UI Emoji"/>
-          <w:sz w:val="28"/>
-          <w:szCs w:val="28"/>
-        </w:rPr>
-        <w:t>⚠️</w:t>
-      </w:r>
-      <w:r>
-        <w:rPr>
-          <w:rFonts w:asciiTheme="minorHAnsi" w:hAnsiTheme="minorHAnsi" w:cstheme="minorHAnsi"/>
-          <w:sz w:val="28"/>
-          <w:szCs w:val="28"/>
-        </w:rPr>
-        <w:t xml:space="preserve"> </w:t>
-      </w:r>
-      <w:r>
-        <w:rPr>
-          <w:rStyle w:val="Strong"/>
-          <w:rFonts w:asciiTheme="minorHAnsi" w:hAnsiTheme="minorHAnsi" w:cstheme="minorHAnsi"/>
-          <w:sz w:val="28"/>
-          <w:szCs w:val="28"/>
-        </w:rPr>
-        <w:t>Summary:</w:t>
-      </w:r>
-      <w:r>
-        <w:rPr>
-          <w:rFonts w:asciiTheme="minorHAnsi" w:hAnsiTheme="minorHAnsi" w:cstheme="minorHAnsi"/>
-          <w:sz w:val="28"/>
-          <w:szCs w:val="28"/>
-        </w:rPr>
-        <w:br/>
-        <w:t>An eight-storey garment factory collapsed due to ignored structural warnings, killing over 1,100 workers. It remains one of the deadliest industrial disasters in history.</w:t>
-      </w:r>
-    </w:p>
-    <w:p>
-      <w:pPr>
-        <w:pStyle w:val="NormalWeb"/>
-        <w:spacing w:line="360" w:lineRule="auto"/>
-        <w:rPr>
-          <w:rFonts w:asciiTheme="minorHAnsi" w:hAnsiTheme="minorHAnsi" w:cstheme="minorHAnsi"/>
-          <w:sz w:val="28"/>
-          <w:szCs w:val="28"/>
-        </w:rPr>
-      </w:pPr>
-      <w:r>
-        <w:rPr>
-          <w:rStyle w:val="Strong"/>
-          <w:rFonts w:asciiTheme="minorHAnsi" w:hAnsiTheme="minorHAnsi" w:cstheme="minorHAnsi"/>
-          <w:sz w:val="28"/>
-          <w:szCs w:val="28"/>
-        </w:rPr>
-        <w:t>Key Lessons for Practitioners</w:t>
-      </w:r>
-      <w:r>
-        <w:rPr>
-          <w:rFonts w:asciiTheme="minorHAnsi" w:hAnsiTheme="minorHAnsi" w:cstheme="minorHAnsi"/>
-          <w:sz w:val="28"/>
-          <w:szCs w:val="28"/>
-        </w:rPr>
-        <w:br/>
-      </w:r>
-      <w:r>
-        <w:rPr>
-          <w:rFonts w:ascii="Segoe UI Emoji" w:hAnsi="Segoe UI Emoji" w:cs="Segoe UI Emoji"/>
-          <w:sz w:val="28"/>
-          <w:szCs w:val="28"/>
-        </w:rPr>
-        <w:t>▶</w:t>
-      </w:r>
-      <w:r>
-        <w:rPr>
-          <w:rFonts w:asciiTheme="minorHAnsi" w:hAnsiTheme="minorHAnsi" w:cstheme="minorHAnsi"/>
-          <w:sz w:val="28"/>
-          <w:szCs w:val="28"/>
-        </w:rPr>
-        <w:t xml:space="preserve"> Safety culture must be reinforced by engineering integrity and accountability.</w:t>
-      </w:r>
-      <w:r>
-        <w:rPr>
-          <w:rFonts w:asciiTheme="minorHAnsi" w:hAnsiTheme="minorHAnsi" w:cstheme="minorHAnsi"/>
-          <w:sz w:val="28"/>
-          <w:szCs w:val="28"/>
-        </w:rPr>
-        <w:br/>
-      </w:r>
-      <w:r>
-        <w:rPr>
-          <w:rFonts w:ascii="Segoe UI Emoji" w:hAnsi="Segoe UI Emoji" w:cs="Segoe UI Emoji"/>
-          <w:sz w:val="28"/>
-          <w:szCs w:val="28"/>
-        </w:rPr>
-        <w:t>▶</w:t>
-      </w:r>
-      <w:r>
-        <w:rPr>
-          <w:rFonts w:asciiTheme="minorHAnsi" w:hAnsiTheme="minorHAnsi" w:cstheme="minorHAnsi"/>
-          <w:sz w:val="28"/>
-          <w:szCs w:val="28"/>
-        </w:rPr>
-        <w:t xml:space="preserve"> Supply-chain oversight and brand responsibility save lives.</w:t>
-      </w:r>
-      <w:r>
-        <w:rPr>
-          <w:rFonts w:asciiTheme="minorHAnsi" w:hAnsiTheme="minorHAnsi" w:cstheme="minorHAnsi"/>
-          <w:sz w:val="28"/>
-          <w:szCs w:val="28"/>
-        </w:rPr>
-        <w:br/>
-      </w:r>
-      <w:r>
-        <w:rPr>
-          <w:rFonts w:ascii="Segoe UI Emoji" w:hAnsi="Segoe UI Emoji" w:cs="Segoe UI Emoji"/>
-          <w:sz w:val="28"/>
-          <w:szCs w:val="28"/>
-        </w:rPr>
-        <w:t>▶</w:t>
-      </w:r>
-      <w:r>
-        <w:rPr>
-          <w:rFonts w:asciiTheme="minorHAnsi" w:hAnsiTheme="minorHAnsi" w:cstheme="minorHAnsi"/>
-          <w:sz w:val="28"/>
-          <w:szCs w:val="28"/>
-        </w:rPr>
-        <w:t xml:space="preserve"> Worker participation and inspection systems are vital for prevention.</w:t>
-      </w:r>
-    </w:p>
-    <w:p>
-      <w:pPr>
-        <w:pStyle w:val="NormalWeb"/>
-        <w:spacing w:line="360" w:lineRule="auto"/>
-        <w:rPr>
-          <w:rFonts w:asciiTheme="minorHAnsi" w:hAnsiTheme="minorHAnsi" w:cstheme="minorHAnsi"/>
-          <w:sz w:val="28"/>
-          <w:szCs w:val="28"/>
-        </w:rPr>
-      </w:pPr>
-      <w:r>
-        <w:rPr>
-          <w:rStyle w:val="Strong"/>
-          <w:rFonts w:asciiTheme="minorHAnsi" w:hAnsiTheme="minorHAnsi" w:cstheme="minorHAnsi"/>
-          <w:sz w:val="28"/>
-          <w:szCs w:val="28"/>
-        </w:rPr>
-        <w:t>Verified Case Study Video</w:t>
-      </w:r>
-      <w:r>
-        <w:rPr>
-          <w:rFonts w:asciiTheme="minorHAnsi" w:hAnsiTheme="minorHAnsi" w:cstheme="minorHAnsi"/>
-          <w:sz w:val="28"/>
-          <w:szCs w:val="28"/>
-        </w:rPr>
-        <w:br/>
-        <w:t>“</w:t>
-      </w:r>
-      <w:r>
-        <w:rPr>
-          <w:rStyle w:val="Emphasis"/>
-          <w:rFonts w:asciiTheme="minorHAnsi" w:hAnsiTheme="minorHAnsi" w:cstheme="minorHAnsi"/>
-          <w:sz w:val="28"/>
-          <w:szCs w:val="28"/>
-        </w:rPr>
-        <w:t>Rana Plaza: The Collapse That Shook the World</w:t>
-      </w:r>
-      <w:r>
-        <w:rPr>
-          <w:rFonts w:asciiTheme="minorHAnsi" w:hAnsiTheme="minorHAnsi" w:cstheme="minorHAnsi"/>
-          <w:sz w:val="28"/>
-          <w:szCs w:val="28"/>
-        </w:rPr>
-        <w:t>” — DW Documentary</w:t>
-      </w:r>
-      <w:r>
-        <w:rPr>
-          <w:rFonts w:asciiTheme="minorHAnsi" w:hAnsiTheme="minorHAnsi" w:cstheme="minorHAnsi"/>
-          <w:sz w:val="28"/>
-          <w:szCs w:val="28"/>
-        </w:rPr>
-        <w:br/>
-      </w:r>
-      <w:hyperlink r:id="rId9" w:history="1">
-        <w:r>
-          <w:rPr>
-            <w:rStyle w:val="Hyperlink"/>
-            <w:rFonts w:asciiTheme="minorHAnsi" w:hAnsiTheme="minorHAnsi" w:cstheme="minorHAnsi"/>
-            <w:sz w:val="28"/>
-            <w:szCs w:val="28"/>
-          </w:rPr>
-          <w:t>https://www.youtube.com/watch?v=Mq_mTnhoxEY</w:t>
-        </w:r>
-      </w:hyperlink>
-      <w:r>
-        <w:rPr>
-          <w:rFonts w:asciiTheme="minorHAnsi" w:hAnsiTheme="minorHAnsi" w:cstheme="minorHAnsi"/>
-          <w:sz w:val="28"/>
-          <w:szCs w:val="28"/>
-        </w:rPr>
-        <w:t xml:space="preserve"> </w:t>
-      </w:r>
-      <w:r>
-        <w:rPr>
-          <w:rFonts w:asciiTheme="minorHAnsi" w:hAnsiTheme="minorHAnsi" w:cstheme="minorHAnsi"/>
-          <w:sz w:val="28"/>
-          <w:szCs w:val="28"/>
-        </w:rPr>
-        <w:t> </w:t>
-      </w:r>
-      <w:r>
-        <w:rPr>
-          <w:rFonts w:asciiTheme="minorHAnsi" w:hAnsiTheme="minorHAnsi" w:cstheme="minorHAnsi"/>
-          <w:sz w:val="28"/>
-          <w:szCs w:val="28"/>
-        </w:rPr>
-        <w:t xml:space="preserve"> (runtime ≈ 12 min 23 sec)</w:t>
-      </w:r>
-    </w:p>
-    <w:p>
-      <w:pPr>
-        <w:pStyle w:val="NormalWeb"/>
-        <w:spacing w:line="360" w:lineRule="auto"/>
-        <w:rPr>
-          <w:rFonts w:asciiTheme="minorHAnsi" w:hAnsiTheme="minorHAnsi" w:cstheme="minorHAnsi"/>
-          <w:sz w:val="28"/>
-          <w:szCs w:val="28"/>
-        </w:rPr>
-      </w:pPr>
-      <w:r>
-        <w:rPr>
-          <w:rStyle w:val="Strong"/>
-          <w:rFonts w:asciiTheme="minorHAnsi" w:hAnsiTheme="minorHAnsi" w:cstheme="minorHAnsi"/>
-          <w:sz w:val="28"/>
-          <w:szCs w:val="28"/>
-        </w:rPr>
-        <w:t>Class Activity (45 – 53 min)</w:t>
-      </w:r>
-      <w:r>
-        <w:rPr>
-          <w:rFonts w:asciiTheme="minorHAnsi" w:hAnsiTheme="minorHAnsi" w:cstheme="minorHAnsi"/>
-          <w:sz w:val="28"/>
-          <w:szCs w:val="28"/>
-        </w:rPr>
-        <w:br/>
-        <w:t>– Watch 7–8 minutes of the video (teacher cue).</w:t>
-      </w:r>
-      <w:r>
-        <w:rPr>
-          <w:rFonts w:asciiTheme="minorHAnsi" w:hAnsiTheme="minorHAnsi" w:cstheme="minorHAnsi"/>
-          <w:sz w:val="28"/>
-          <w:szCs w:val="28"/>
-        </w:rPr>
-        <w:br/>
-      </w:r>
-      <w:r>
-        <w:rPr>
-          <w:rFonts w:asciiTheme="minorHAnsi" w:hAnsiTheme="minorHAnsi" w:cstheme="minorHAnsi"/>
-          <w:sz w:val="28"/>
-          <w:szCs w:val="28"/>
-        </w:rPr>
-        <w:lastRenderedPageBreak/>
-        <w:t>– Discuss in breakout forum:</w:t>
-      </w:r>
-      <w:r>
-        <w:rPr>
-          <w:rFonts w:asciiTheme="minorHAnsi" w:hAnsiTheme="minorHAnsi" w:cstheme="minorHAnsi"/>
-          <w:sz w:val="28"/>
-          <w:szCs w:val="28"/>
-        </w:rPr>
-        <w:br/>
-      </w:r>
-      <w:r>
-        <w:rPr>
-          <w:rFonts w:asciiTheme="minorHAnsi" w:hAnsiTheme="minorHAnsi" w:cstheme="minorHAnsi"/>
-          <w:sz w:val="28"/>
-          <w:szCs w:val="28"/>
-        </w:rPr>
-        <w:t> </w:t>
-      </w:r>
-      <w:r>
-        <w:rPr>
-          <w:rFonts w:asciiTheme="minorHAnsi" w:hAnsiTheme="minorHAnsi" w:cstheme="minorHAnsi"/>
-          <w:sz w:val="28"/>
-          <w:szCs w:val="28"/>
-        </w:rPr>
-        <w:t>• Three immediate preventive actions.</w:t>
-      </w:r>
-      <w:r>
-        <w:rPr>
-          <w:rFonts w:asciiTheme="minorHAnsi" w:hAnsiTheme="minorHAnsi" w:cstheme="minorHAnsi"/>
-          <w:sz w:val="28"/>
-          <w:szCs w:val="28"/>
-        </w:rPr>
-        <w:br/>
-      </w:r>
-      <w:r>
-        <w:rPr>
-          <w:rFonts w:asciiTheme="minorHAnsi" w:hAnsiTheme="minorHAnsi" w:cstheme="minorHAnsi"/>
-          <w:sz w:val="28"/>
-          <w:szCs w:val="28"/>
-        </w:rPr>
-        <w:t> </w:t>
-      </w:r>
-      <w:r>
-        <w:rPr>
-          <w:rFonts w:asciiTheme="minorHAnsi" w:hAnsiTheme="minorHAnsi" w:cstheme="minorHAnsi"/>
-          <w:sz w:val="28"/>
-          <w:szCs w:val="28"/>
-        </w:rPr>
-        <w:t>• Two long-term system improvements (policy or training).</w:t>
-      </w:r>
-    </w:p>
-    <w:p>
-      <w:pPr>
-        <w:pStyle w:val="NormalWeb"/>
-        <w:spacing w:line="360" w:lineRule="auto"/>
-        <w:rPr>
-          <w:rFonts w:asciiTheme="minorHAnsi" w:hAnsiTheme="minorHAnsi" w:cstheme="minorHAnsi"/>
-          <w:sz w:val="28"/>
-          <w:szCs w:val="28"/>
-        </w:rPr>
-      </w:pPr>
-      <w:r>
-        <w:rPr>
-          <w:rStyle w:val="Strong"/>
-          <w:rFonts w:asciiTheme="minorHAnsi" w:hAnsiTheme="minorHAnsi" w:cstheme="minorHAnsi"/>
-          <w:sz w:val="28"/>
-          <w:szCs w:val="28"/>
-        </w:rPr>
-        <w:t>Reflection Prompt (Forum):</w:t>
-      </w:r>
-      <w:r>
-        <w:rPr>
-          <w:rFonts w:asciiTheme="minorHAnsi" w:hAnsiTheme="minorHAnsi" w:cstheme="minorHAnsi"/>
-          <w:sz w:val="28"/>
-          <w:szCs w:val="28"/>
-        </w:rPr>
-        <w:br/>
-        <w:t>If ISO 45001 had been applied, which clauses (leadership, worker participation, hazard identification, procurement) could have prevented the disaster?</w:t>
-      </w:r>
-    </w:p>
-    <w:p>
-      <w:pPr>
-        <w:spacing w:line="360" w:lineRule="auto"/>
-        <w:rPr>
-          <w:rFonts w:cstheme="minorHAnsi"/>
-          <w:sz w:val="24"/>
-          <w:szCs w:val="24"/>
-        </w:rPr>
-      </w:pPr>
-      <w:r>
-        <w:rPr>
-          <w:rFonts w:cstheme="minorHAnsi"/>
-          <w:sz w:val="24"/>
-          <w:szCs w:val="24"/>
-        </w:rPr>
-        <w:pict w14:anchorId="3CD3E2DD">
-          <v:rect id="_x0000_i1035" style="width:0;height:1.5pt" o:hralign="center" o:hrstd="t" o:hr="t" fillcolor="#a0a0a0" stroked="f"/>
-        </w:pict>
-      </w:r>
-    </w:p>
-    <w:p>
-      <w:pPr>
-        <w:pStyle w:val="Heading2"/>
-        <w:spacing w:line="360" w:lineRule="auto"/>
-        <w:rPr>
-          <w:rFonts w:asciiTheme="minorHAnsi" w:hAnsiTheme="minorHAnsi" w:cstheme="minorHAnsi"/>
-          <w:sz w:val="40"/>
-          <w:szCs w:val="40"/>
-        </w:rPr>
-      </w:pPr>
-      <w:r>
-        <w:rPr>
-          <w:rFonts w:ascii="Segoe UI Emoji" w:hAnsi="Segoe UI Emoji" w:cs="Segoe UI Emoji"/>
-          <w:sz w:val="40"/>
-          <w:szCs w:val="40"/>
-        </w:rPr>
-        <w:t>🔷</w:t>
-      </w:r>
-      <w:r>
-        <w:rPr>
-          <w:rFonts w:asciiTheme="minorHAnsi" w:hAnsiTheme="minorHAnsi" w:cstheme="minorHAnsi"/>
-          <w:sz w:val="40"/>
-          <w:szCs w:val="40"/>
-        </w:rPr>
-        <w:t xml:space="preserve"> </w:t>
-      </w:r>
-      <w:r>
-        <w:rPr>
-          <w:rFonts w:asciiTheme="minorHAnsi" w:hAnsiTheme="minorHAnsi" w:cstheme="minorHAnsi"/>
-          <w:sz w:val="40"/>
-          <w:szCs w:val="40"/>
-          <w:lang w:val="en-US"/>
-        </w:rPr>
-        <w:t>HS1016</w:t>
-      </w:r>
-      <w:r>
-        <w:rPr>
-          <w:rFonts w:asciiTheme="minorHAnsi" w:hAnsiTheme="minorHAnsi" w:cstheme="minorHAnsi"/>
-          <w:sz w:val="40"/>
-          <w:szCs w:val="40"/>
-        </w:rPr>
-        <w:t>. Personal Wellbeing &amp; Professional HSE Skills</w:t>
-      </w:r>
-    </w:p>
-    <w:p>
-      <w:pPr>
-        <w:pStyle w:val="NormalWeb"/>
-        <w:spacing w:line="360" w:lineRule="auto"/>
-        <w:rPr>
-          <w:rFonts w:asciiTheme="minorHAnsi" w:hAnsiTheme="minorHAnsi" w:cstheme="minorHAnsi"/>
-          <w:sz w:val="28"/>
-          <w:szCs w:val="28"/>
-        </w:rPr>
-      </w:pPr>
-      <w:r>
-        <w:rPr>
-          <w:rStyle w:val="Strong"/>
-          <w:rFonts w:asciiTheme="minorHAnsi" w:hAnsiTheme="minorHAnsi" w:cstheme="minorHAnsi"/>
-          <w:sz w:val="28"/>
-          <w:szCs w:val="28"/>
-        </w:rPr>
-        <w:t>Checklist for Everyday Safety Leadership</w:t>
-      </w:r>
-      <w:r>
-        <w:rPr>
-          <w:rFonts w:asciiTheme="minorHAnsi" w:hAnsiTheme="minorHAnsi" w:cstheme="minorHAnsi"/>
-          <w:sz w:val="28"/>
-          <w:szCs w:val="28"/>
-        </w:rPr>
-        <w:br/>
-      </w:r>
-      <w:r>
-        <w:rPr>
-          <w:rFonts w:ascii="Segoe UI Emoji" w:hAnsi="Segoe UI Emoji" w:cs="Segoe UI Emoji"/>
-          <w:sz w:val="28"/>
-          <w:szCs w:val="28"/>
-        </w:rPr>
-        <w:t>▶</w:t>
-      </w:r>
-      <w:r>
-        <w:rPr>
-          <w:rFonts w:asciiTheme="minorHAnsi" w:hAnsiTheme="minorHAnsi" w:cstheme="minorHAnsi"/>
-          <w:sz w:val="28"/>
-          <w:szCs w:val="28"/>
-        </w:rPr>
-        <w:t xml:space="preserve"> Maintain healthy routines — sleep, nutrition, hydration, mental rest.</w:t>
-      </w:r>
-      <w:r>
-        <w:rPr>
-          <w:rFonts w:asciiTheme="minorHAnsi" w:hAnsiTheme="minorHAnsi" w:cstheme="minorHAnsi"/>
-          <w:sz w:val="28"/>
-          <w:szCs w:val="28"/>
-        </w:rPr>
-        <w:br/>
-      </w:r>
-      <w:r>
-        <w:rPr>
-          <w:rFonts w:ascii="Segoe UI Emoji" w:hAnsi="Segoe UI Emoji" w:cs="Segoe UI Emoji"/>
-          <w:sz w:val="28"/>
-          <w:szCs w:val="28"/>
-        </w:rPr>
-        <w:t>▶</w:t>
-      </w:r>
-      <w:r>
-        <w:rPr>
-          <w:rFonts w:asciiTheme="minorHAnsi" w:hAnsiTheme="minorHAnsi" w:cstheme="minorHAnsi"/>
-          <w:sz w:val="28"/>
-          <w:szCs w:val="28"/>
-        </w:rPr>
-        <w:t xml:space="preserve"> Use active observation — identify and report hazards early.</w:t>
-      </w:r>
-      <w:r>
-        <w:rPr>
-          <w:rFonts w:asciiTheme="minorHAnsi" w:hAnsiTheme="minorHAnsi" w:cstheme="minorHAnsi"/>
-          <w:sz w:val="28"/>
-          <w:szCs w:val="28"/>
-        </w:rPr>
-        <w:br/>
-      </w:r>
-      <w:r>
-        <w:rPr>
-          <w:rFonts w:ascii="Segoe UI Emoji" w:hAnsi="Segoe UI Emoji" w:cs="Segoe UI Emoji"/>
-          <w:sz w:val="28"/>
-          <w:szCs w:val="28"/>
-        </w:rPr>
-        <w:t>▶</w:t>
-      </w:r>
-      <w:r>
-        <w:rPr>
-          <w:rFonts w:asciiTheme="minorHAnsi" w:hAnsiTheme="minorHAnsi" w:cstheme="minorHAnsi"/>
-          <w:sz w:val="28"/>
-          <w:szCs w:val="28"/>
-        </w:rPr>
-        <w:t xml:space="preserve"> Communicate clearly — safety depends on shared understanding.</w:t>
-      </w:r>
-      <w:r>
-        <w:rPr>
-          <w:rFonts w:asciiTheme="minorHAnsi" w:hAnsiTheme="minorHAnsi" w:cstheme="minorHAnsi"/>
-          <w:sz w:val="28"/>
-          <w:szCs w:val="28"/>
-        </w:rPr>
-        <w:br/>
-      </w:r>
-      <w:r>
-        <w:rPr>
-          <w:rFonts w:ascii="Segoe UI Emoji" w:hAnsi="Segoe UI Emoji" w:cs="Segoe UI Emoji"/>
-          <w:sz w:val="28"/>
-          <w:szCs w:val="28"/>
-        </w:rPr>
-        <w:t>▶</w:t>
-      </w:r>
-      <w:r>
-        <w:rPr>
-          <w:rFonts w:asciiTheme="minorHAnsi" w:hAnsiTheme="minorHAnsi" w:cstheme="minorHAnsi"/>
-          <w:sz w:val="28"/>
-          <w:szCs w:val="28"/>
-        </w:rPr>
-        <w:t xml:space="preserve"> Investigate ethically — focus on causes, not blame.</w:t>
-      </w:r>
-      <w:r>
-        <w:rPr>
-          <w:rFonts w:asciiTheme="minorHAnsi" w:hAnsiTheme="minorHAnsi" w:cstheme="minorHAnsi"/>
-          <w:sz w:val="28"/>
-          <w:szCs w:val="28"/>
-        </w:rPr>
-        <w:br/>
-      </w:r>
-      <w:r>
-        <w:rPr>
-          <w:rFonts w:ascii="Segoe UI Emoji" w:hAnsi="Segoe UI Emoji" w:cs="Segoe UI Emoji"/>
-          <w:sz w:val="28"/>
-          <w:szCs w:val="28"/>
-        </w:rPr>
-        <w:t>▶</w:t>
-      </w:r>
-      <w:r>
-        <w:rPr>
-          <w:rFonts w:asciiTheme="minorHAnsi" w:hAnsiTheme="minorHAnsi" w:cstheme="minorHAnsi"/>
-          <w:sz w:val="28"/>
-          <w:szCs w:val="28"/>
-        </w:rPr>
-        <w:t xml:space="preserve"> Practice empathy and cultural awareness.</w:t>
-      </w:r>
-    </w:p>
-    <w:p>
-      <w:pPr>
-        <w:pStyle w:val="NormalWeb"/>
-        <w:spacing w:line="360" w:lineRule="auto"/>
-        <w:rPr>
-          <w:rFonts w:asciiTheme="minorHAnsi" w:hAnsiTheme="minorHAnsi" w:cstheme="minorHAnsi"/>
-          <w:sz w:val="28"/>
-          <w:szCs w:val="28"/>
-        </w:rPr>
-      </w:pPr>
-      <w:r>
-        <w:rPr>
-          <w:rStyle w:val="Strong"/>
-          <w:rFonts w:asciiTheme="minorHAnsi" w:hAnsiTheme="minorHAnsi" w:cstheme="minorHAnsi"/>
-          <w:sz w:val="28"/>
-          <w:szCs w:val="28"/>
-        </w:rPr>
-        <w:t>Mini-Activity (Forum):</w:t>
-      </w:r>
-      <w:r>
-        <w:rPr>
-          <w:rFonts w:asciiTheme="minorHAnsi" w:hAnsiTheme="minorHAnsi" w:cstheme="minorHAnsi"/>
-          <w:sz w:val="28"/>
-          <w:szCs w:val="28"/>
-        </w:rPr>
-        <w:br/>
-        <w:t>Keep a one-week “Wellbeing &amp; Safety Log.” Each day, note one personal wellbeing action and one workplace or community hazard observation.</w:t>
-      </w:r>
-    </w:p>
-    <w:p>
-      <w:pPr>
-        <w:spacing w:line="360" w:lineRule="auto"/>
-        <w:rPr>
-          <w:rFonts w:cstheme="minorHAnsi"/>
-          <w:sz w:val="24"/>
-          <w:szCs w:val="24"/>
-        </w:rPr>
-      </w:pPr>
-      <w:r>
-        <w:rPr>
-          <w:rFonts w:cstheme="minorHAnsi"/>
-          <w:sz w:val="24"/>
-          <w:szCs w:val="24"/>
-        </w:rPr>
-        <w:pict w14:anchorId="27B30BAF">
-          <v:rect id="_x0000_i1036" style="width:0;height:1.5pt" o:hralign="center" o:hrstd="t" o:hr="t" fillcolor="#a0a0a0" stroked="f"/>
-        </w:pict>
-      </w:r>
-    </w:p>
-    <w:p>
-      <w:pPr>
-        <w:pStyle w:val="Heading2"/>
-        <w:spacing w:line="360" w:lineRule="auto"/>
-        <w:rPr>
-          <w:rFonts w:asciiTheme="minorHAnsi" w:hAnsiTheme="minorHAnsi" w:cstheme="minorHAnsi"/>
-          <w:sz w:val="40"/>
-          <w:szCs w:val="40"/>
-        </w:rPr>
-      </w:pPr>
-    </w:p>
-    <w:p>
-      <w:pPr>
-        <w:pStyle w:val="Heading2"/>
-        <w:spacing w:line="360" w:lineRule="auto"/>
-        <w:rPr>
-          <w:rFonts w:asciiTheme="minorHAnsi" w:hAnsiTheme="minorHAnsi" w:cstheme="minorHAnsi"/>
-          <w:sz w:val="40"/>
-          <w:szCs w:val="40"/>
-        </w:rPr>
-      </w:pPr>
-    </w:p>
-    <w:p>
-      <w:pPr>
-        <w:pStyle w:val="Heading2"/>
-        <w:spacing w:line="360" w:lineRule="auto"/>
-        <w:rPr>
-          <w:rFonts w:asciiTheme="minorHAnsi" w:hAnsiTheme="minorHAnsi" w:cstheme="minorHAnsi"/>
-          <w:sz w:val="40"/>
-          <w:szCs w:val="40"/>
-        </w:rPr>
-      </w:pPr>
-    </w:p>
-    <w:p>
-      <w:pPr>
-        <w:pStyle w:val="Heading2"/>
-        <w:spacing w:line="360" w:lineRule="auto"/>
-        <w:rPr>
-          <w:rFonts w:asciiTheme="minorHAnsi" w:hAnsiTheme="minorHAnsi" w:cstheme="minorHAnsi"/>
-          <w:sz w:val="40"/>
-          <w:szCs w:val="40"/>
-        </w:rPr>
-      </w:pPr>
-      <w:r>
-        <w:rPr>
-          <w:rFonts w:ascii="Segoe UI Emoji" w:hAnsi="Segoe UI Emoji" w:cs="Segoe UI Emoji"/>
-          <w:sz w:val="40"/>
-          <w:szCs w:val="40"/>
-        </w:rPr>
-        <w:lastRenderedPageBreak/>
-        <w:t>🔷</w:t>
-      </w:r>
-      <w:r>
-        <w:rPr>
-          <w:rFonts w:asciiTheme="minorHAnsi" w:hAnsiTheme="minorHAnsi" w:cstheme="minorHAnsi"/>
-          <w:sz w:val="40"/>
-          <w:szCs w:val="40"/>
-        </w:rPr>
-        <w:t xml:space="preserve"> </w:t>
-      </w:r>
-      <w:r>
-        <w:rPr>
-          <w:rFonts w:asciiTheme="minorHAnsi" w:hAnsiTheme="minorHAnsi" w:cstheme="minorHAnsi"/>
-          <w:sz w:val="40"/>
-          <w:szCs w:val="40"/>
-          <w:lang w:val="en-US"/>
-        </w:rPr>
-        <w:t>HS1017</w:t>
-      </w:r>
-      <w:r>
-        <w:rPr>
-          <w:rFonts w:asciiTheme="minorHAnsi" w:hAnsiTheme="minorHAnsi" w:cstheme="minorHAnsi"/>
-          <w:sz w:val="40"/>
-          <w:szCs w:val="40"/>
-        </w:rPr>
-        <w:t>. Discussion &amp; Quiz (5 Questions)</w:t>
-      </w:r>
-    </w:p>
-    <w:p>
-      <w:pPr>
-        <w:pStyle w:val="NormalWeb"/>
-        <w:spacing w:line="360" w:lineRule="auto"/>
-        <w:rPr>
-          <w:rFonts w:asciiTheme="minorHAnsi" w:hAnsiTheme="minorHAnsi" w:cstheme="minorHAnsi"/>
-          <w:sz w:val="28"/>
-          <w:szCs w:val="28"/>
-        </w:rPr>
-      </w:pPr>
-      <w:r>
-        <w:rPr>
-          <w:rFonts w:asciiTheme="minorHAnsi" w:hAnsiTheme="minorHAnsi" w:cstheme="minorHAnsi"/>
-          <w:sz w:val="28"/>
-          <w:szCs w:val="28"/>
-        </w:rPr>
-        <w:t>1️</w:t>
-      </w:r>
-      <w:r>
-        <w:rPr>
-          <w:rFonts w:ascii="Tahoma" w:hAnsi="Tahoma" w:cs="Tahoma"/>
-          <w:sz w:val="28"/>
-          <w:szCs w:val="28"/>
-        </w:rPr>
-        <w:t>⃣</w:t>
-      </w:r>
-      <w:r>
-        <w:rPr>
-          <w:rFonts w:asciiTheme="minorHAnsi" w:hAnsiTheme="minorHAnsi" w:cstheme="minorHAnsi"/>
-          <w:sz w:val="28"/>
-          <w:szCs w:val="28"/>
-        </w:rPr>
-        <w:t xml:space="preserve"> Define “hazard” and “risk,” giving one Ghanaian example.</w:t>
-      </w:r>
-      <w:r>
-        <w:rPr>
-          <w:rFonts w:asciiTheme="minorHAnsi" w:hAnsiTheme="minorHAnsi" w:cstheme="minorHAnsi"/>
-          <w:sz w:val="28"/>
-          <w:szCs w:val="28"/>
-        </w:rPr>
-        <w:br/>
-        <w:t>2️</w:t>
-      </w:r>
-      <w:r>
-        <w:rPr>
-          <w:rFonts w:ascii="Tahoma" w:hAnsi="Tahoma" w:cs="Tahoma"/>
-          <w:sz w:val="28"/>
-          <w:szCs w:val="28"/>
-        </w:rPr>
-        <w:t>⃣</w:t>
-      </w:r>
-      <w:r>
-        <w:rPr>
-          <w:rFonts w:asciiTheme="minorHAnsi" w:hAnsiTheme="minorHAnsi" w:cstheme="minorHAnsi"/>
-          <w:sz w:val="28"/>
-          <w:szCs w:val="28"/>
-        </w:rPr>
-        <w:t xml:space="preserve"> List the hierarchy of control in order and provide one engineering control example.</w:t>
-      </w:r>
-      <w:r>
-        <w:rPr>
-          <w:rFonts w:asciiTheme="minorHAnsi" w:hAnsiTheme="minorHAnsi" w:cstheme="minorHAnsi"/>
-          <w:sz w:val="28"/>
-          <w:szCs w:val="28"/>
-        </w:rPr>
-        <w:br/>
-        <w:t>3️</w:t>
-      </w:r>
-      <w:r>
-        <w:rPr>
-          <w:rFonts w:ascii="Tahoma" w:hAnsi="Tahoma" w:cs="Tahoma"/>
-          <w:sz w:val="28"/>
-          <w:szCs w:val="28"/>
-        </w:rPr>
-        <w:t>⃣</w:t>
-      </w:r>
-      <w:r>
-        <w:rPr>
-          <w:rFonts w:asciiTheme="minorHAnsi" w:hAnsiTheme="minorHAnsi" w:cstheme="minorHAnsi"/>
-          <w:sz w:val="28"/>
-          <w:szCs w:val="28"/>
-        </w:rPr>
-        <w:t xml:space="preserve"> Name two functions of NEBOSH and one Ghana regulation protecting workers.</w:t>
-      </w:r>
-      <w:r>
-        <w:rPr>
-          <w:rFonts w:asciiTheme="minorHAnsi" w:hAnsiTheme="minorHAnsi" w:cstheme="minorHAnsi"/>
-          <w:sz w:val="28"/>
-          <w:szCs w:val="28"/>
-        </w:rPr>
-        <w:br/>
-        <w:t>4️</w:t>
-      </w:r>
-      <w:r>
-        <w:rPr>
-          <w:rFonts w:ascii="Tahoma" w:hAnsi="Tahoma" w:cs="Tahoma"/>
-          <w:sz w:val="28"/>
-          <w:szCs w:val="28"/>
-        </w:rPr>
-        <w:t>⃣</w:t>
-      </w:r>
-      <w:r>
-        <w:rPr>
-          <w:rFonts w:asciiTheme="minorHAnsi" w:hAnsiTheme="minorHAnsi" w:cstheme="minorHAnsi"/>
-          <w:sz w:val="28"/>
-          <w:szCs w:val="28"/>
-        </w:rPr>
-        <w:t xml:space="preserve"> From the Rana Plaza case, identify two root causes and two preventive measures.</w:t>
-      </w:r>
-      <w:r>
-        <w:rPr>
-          <w:rFonts w:asciiTheme="minorHAnsi" w:hAnsiTheme="minorHAnsi" w:cstheme="minorHAnsi"/>
-          <w:sz w:val="28"/>
-          <w:szCs w:val="28"/>
-        </w:rPr>
-        <w:br/>
-        <w:t>5️</w:t>
-      </w:r>
-      <w:r>
-        <w:rPr>
-          <w:rFonts w:ascii="Tahoma" w:hAnsi="Tahoma" w:cs="Tahoma"/>
-          <w:sz w:val="28"/>
-          <w:szCs w:val="28"/>
-        </w:rPr>
-        <w:t>⃣</w:t>
-      </w:r>
-      <w:r>
-        <w:rPr>
-          <w:rFonts w:asciiTheme="minorHAnsi" w:hAnsiTheme="minorHAnsi" w:cstheme="minorHAnsi"/>
-          <w:sz w:val="28"/>
-          <w:szCs w:val="28"/>
-        </w:rPr>
-        <w:t xml:space="preserve"> Which ISO 45001 clause would you prioritise in a small manufacturing firm, and why?</w:t>
-      </w:r>
-    </w:p>
-    <w:p>
-      <w:pPr>
-        <w:pStyle w:val="NormalWeb"/>
-        <w:spacing w:line="360" w:lineRule="auto"/>
-        <w:rPr>
-          <w:rFonts w:asciiTheme="minorHAnsi" w:hAnsiTheme="minorHAnsi" w:cstheme="minorHAnsi"/>
-          <w:sz w:val="28"/>
-          <w:szCs w:val="28"/>
-        </w:rPr>
-      </w:pPr>
-      <w:r>
-        <w:rPr>
-          <w:rStyle w:val="Emphasis"/>
-          <w:rFonts w:asciiTheme="minorHAnsi" w:hAnsiTheme="minorHAnsi" w:cstheme="minorHAnsi"/>
-          <w:sz w:val="28"/>
-          <w:szCs w:val="28"/>
-        </w:rPr>
-        <w:t xml:space="preserve">(5-minute group or forum discussion; brief answers posted to </w:t>
-      </w:r>
-      <w:proofErr w:type="spellStart"/>
-      <w:r>
-        <w:rPr>
-          <w:rStyle w:val="Emphasis"/>
-          <w:rFonts w:asciiTheme="minorHAnsi" w:hAnsiTheme="minorHAnsi" w:cstheme="minorHAnsi"/>
-          <w:sz w:val="28"/>
-          <w:szCs w:val="28"/>
-        </w:rPr>
-        <w:t>LearnDash</w:t>
-      </w:r>
-      <w:proofErr w:type="spellEnd"/>
-      <w:r>
-        <w:rPr>
-          <w:rStyle w:val="Emphasis"/>
-          <w:rFonts w:asciiTheme="minorHAnsi" w:hAnsiTheme="minorHAnsi" w:cstheme="minorHAnsi"/>
-          <w:sz w:val="28"/>
-          <w:szCs w:val="28"/>
-        </w:rPr>
-        <w:t xml:space="preserve"> forum.)</w:t>
-      </w:r>
-    </w:p>
-    <w:p>
-      <w:pPr>
-        <w:spacing w:line="360" w:lineRule="auto"/>
-        <w:rPr>
-          <w:rFonts w:cstheme="minorHAnsi"/>
-          <w:sz w:val="24"/>
-          <w:szCs w:val="24"/>
-        </w:rPr>
-      </w:pPr>
-      <w:r>
-        <w:rPr>
-          <w:rFonts w:cstheme="minorHAnsi"/>
-          <w:sz w:val="24"/>
-          <w:szCs w:val="24"/>
-        </w:rPr>
-        <w:pict w14:anchorId="1AD3F26C">
-          <v:rect id="_x0000_i1037" style="width:0;height:1.5pt" o:hralign="center" o:hrstd="t" o:hr="t" fillcolor="#a0a0a0" stroked="f"/>
-        </w:pict>
-      </w:r>
-    </w:p>
-    <w:p>
-      <w:pPr>
-        <w:pStyle w:val="Heading2"/>
-        <w:spacing w:before="0" w:beforeAutospacing="0" w:after="0" w:afterAutospacing="0" w:line="360" w:lineRule="auto"/>
-        <w:rPr>
-          <w:rFonts w:asciiTheme="minorHAnsi" w:hAnsiTheme="minorHAnsi" w:cstheme="minorHAnsi"/>
-          <w:sz w:val="40"/>
-          <w:szCs w:val="40"/>
-        </w:rPr>
-      </w:pPr>
-      <w:r>
-        <w:rPr>
-          <w:rFonts w:ascii="Segoe UI Emoji" w:hAnsi="Segoe UI Emoji" w:cs="Segoe UI Emoji"/>
-          <w:sz w:val="40"/>
-          <w:szCs w:val="40"/>
-        </w:rPr>
-        <w:t>🔷</w:t>
-      </w:r>
-      <w:r>
-        <w:rPr>
-          <w:rFonts w:asciiTheme="minorHAnsi" w:hAnsiTheme="minorHAnsi" w:cstheme="minorHAnsi"/>
-          <w:sz w:val="40"/>
-          <w:szCs w:val="40"/>
-        </w:rPr>
-        <w:t xml:space="preserve"> References &amp; Verified Sources (Checked 2025-11-05)</w:t>
-      </w:r>
-    </w:p>
-    <w:p>
-      <w:pPr>
-        <w:pStyle w:val="NormalWeb"/>
-        <w:spacing w:line="360" w:lineRule="auto"/>
+        <w:spacing w:before="0" w:beforeAutospacing="0" w:after="0" w:afterAutospacing="0" w:line="276" w:lineRule="auto"/>
         <w:rPr>
           <w:rFonts w:asciiTheme="minorHAnsi" w:hAnsiTheme="minorHAnsi" w:cstheme="minorHAnsi"/>
           <w:sz w:val="28"/>
@@ -4427,7 +4428,7 @@
     <w:p>
       <w:pPr>
         <w:pStyle w:val="NormalWeb"/>
-        <w:spacing w:line="360" w:lineRule="auto"/>
+        <w:spacing w:before="0" w:beforeAutospacing="0" w:after="0" w:afterAutospacing="0" w:line="276" w:lineRule="auto"/>
         <w:rPr>
           <w:rFonts w:asciiTheme="minorHAnsi" w:hAnsiTheme="minorHAnsi" w:cstheme="minorHAnsi"/>
           <w:sz w:val="28"/>
@@ -4462,7 +4463,7 @@
     </w:p>
     <w:p>
       <w:pPr>
-        <w:spacing w:line="360" w:lineRule="auto"/>
+        <w:spacing w:after="0" w:line="276" w:lineRule="auto"/>
         <w:rPr>
           <w:rFonts w:cstheme="minorHAnsi"/>
           <w:sz w:val="24"/>
@@ -4475,7 +4476,6 @@
           <w:sz w:val="24"/>
           <w:szCs w:val="24"/>
         </w:rPr>
-        <w:lastRenderedPageBreak/>
         <w:pict w14:anchorId="5792A4C9">
           <v:rect id="_x0000_i1038" style="width:0;height:1.5pt" o:hralign="center" o:hrstd="t" o:hr="t" fillcolor="#a0a0a0" stroked="f"/>
         </w:pict>
@@ -4483,194 +4483,6 @@
     </w:p>
     <w:p>
       <w:pPr>
-        <w:pStyle w:val="Heading2"/>
-        <w:spacing w:line="360" w:lineRule="auto"/>
-        <w:rPr>
-          <w:rFonts w:asciiTheme="minorHAnsi" w:hAnsiTheme="minorHAnsi" w:cstheme="minorHAnsi"/>
-          <w:sz w:val="40"/>
-          <w:szCs w:val="40"/>
-        </w:rPr>
-      </w:pPr>
-      <w:r>
-        <w:rPr>
-          <w:rFonts w:ascii="Segoe UI Emoji" w:hAnsi="Segoe UI Emoji" w:cs="Segoe UI Emoji"/>
-          <w:sz w:val="40"/>
-          <w:szCs w:val="40"/>
-        </w:rPr>
-        <w:t>🔷</w:t>
-      </w:r>
-      <w:r>
-        <w:rPr>
-          <w:rFonts w:asciiTheme="minorHAnsi" w:hAnsiTheme="minorHAnsi" w:cstheme="minorHAnsi"/>
-          <w:sz w:val="40"/>
-          <w:szCs w:val="40"/>
-        </w:rPr>
-        <w:t xml:space="preserve"> H. Instructor Notes for </w:t>
-      </w:r>
-      <w:proofErr w:type="spellStart"/>
-      <w:r>
-        <w:rPr>
-          <w:rFonts w:asciiTheme="minorHAnsi" w:hAnsiTheme="minorHAnsi" w:cstheme="minorHAnsi"/>
-          <w:sz w:val="40"/>
-          <w:szCs w:val="40"/>
-        </w:rPr>
-        <w:t>LearnDash</w:t>
-      </w:r>
-      <w:proofErr w:type="spellEnd"/>
-      <w:r>
-        <w:rPr>
-          <w:rFonts w:asciiTheme="minorHAnsi" w:hAnsiTheme="minorHAnsi" w:cstheme="minorHAnsi"/>
-          <w:sz w:val="40"/>
-          <w:szCs w:val="40"/>
-        </w:rPr>
-        <w:t xml:space="preserve"> Setup</w:t>
-      </w:r>
-    </w:p>
-    <w:p>
-      <w:pPr>
-        <w:pStyle w:val="NormalWeb"/>
-        <w:spacing w:line="360" w:lineRule="auto"/>
-        <w:rPr>
-          <w:rFonts w:asciiTheme="minorHAnsi" w:hAnsiTheme="minorHAnsi" w:cstheme="minorHAnsi"/>
-          <w:sz w:val="28"/>
-          <w:szCs w:val="28"/>
-        </w:rPr>
-      </w:pPr>
-      <w:r>
-        <w:rPr>
-          <w:rFonts w:ascii="Segoe UI Emoji" w:hAnsi="Segoe UI Emoji" w:cs="Segoe UI Emoji"/>
-          <w:sz w:val="28"/>
-          <w:szCs w:val="28"/>
-        </w:rPr>
-        <w:t>✅</w:t>
-      </w:r>
-      <w:r>
-        <w:rPr>
-          <w:rFonts w:asciiTheme="minorHAnsi" w:hAnsiTheme="minorHAnsi" w:cstheme="minorHAnsi"/>
-          <w:sz w:val="28"/>
-          <w:szCs w:val="28"/>
-        </w:rPr>
-        <w:t xml:space="preserve"> Embed the </w:t>
-      </w:r>
-      <w:r>
-        <w:rPr>
-          <w:rStyle w:val="Strong"/>
-          <w:rFonts w:asciiTheme="minorHAnsi" w:hAnsiTheme="minorHAnsi" w:cstheme="minorHAnsi"/>
-          <w:sz w:val="28"/>
-          <w:szCs w:val="28"/>
-        </w:rPr>
-        <w:t>DW Rana Plaza video</w:t>
-      </w:r>
-      <w:r>
-        <w:rPr>
-          <w:rFonts w:asciiTheme="minorHAnsi" w:hAnsiTheme="minorHAnsi" w:cstheme="minorHAnsi"/>
-          <w:sz w:val="28"/>
-          <w:szCs w:val="28"/>
-        </w:rPr>
-        <w:t xml:space="preserve"> (cue </w:t>
-      </w:r>
-      <w:proofErr w:type="gramStart"/>
-      <w:r>
-        <w:rPr>
-          <w:rFonts w:asciiTheme="minorHAnsi" w:hAnsiTheme="minorHAnsi" w:cstheme="minorHAnsi"/>
-          <w:sz w:val="28"/>
-          <w:szCs w:val="28"/>
-        </w:rPr>
-        <w:t>7-8 minute</w:t>
-      </w:r>
-      <w:proofErr w:type="gramEnd"/>
-      <w:r>
-        <w:rPr>
-          <w:rFonts w:asciiTheme="minorHAnsi" w:hAnsiTheme="minorHAnsi" w:cstheme="minorHAnsi"/>
-          <w:sz w:val="28"/>
-          <w:szCs w:val="28"/>
-        </w:rPr>
-        <w:t xml:space="preserve"> segment).</w:t>
-      </w:r>
-      <w:r>
-        <w:rPr>
-          <w:rFonts w:asciiTheme="minorHAnsi" w:hAnsiTheme="minorHAnsi" w:cstheme="minorHAnsi"/>
-          <w:sz w:val="28"/>
-          <w:szCs w:val="28"/>
-        </w:rPr>
-        <w:br/>
-      </w:r>
-      <w:r>
-        <w:rPr>
-          <w:rFonts w:ascii="Segoe UI Emoji" w:hAnsi="Segoe UI Emoji" w:cs="Segoe UI Emoji"/>
-          <w:sz w:val="28"/>
-          <w:szCs w:val="28"/>
-        </w:rPr>
-        <w:t>✅</w:t>
-      </w:r>
-      <w:r>
-        <w:rPr>
-          <w:rFonts w:asciiTheme="minorHAnsi" w:hAnsiTheme="minorHAnsi" w:cstheme="minorHAnsi"/>
-          <w:sz w:val="28"/>
-          <w:szCs w:val="28"/>
-        </w:rPr>
-        <w:t xml:space="preserve"> Upload one-page Risk-Register and Audit-Checklist as attachments.</w:t>
-      </w:r>
-      <w:r>
-        <w:rPr>
-          <w:rFonts w:asciiTheme="minorHAnsi" w:hAnsiTheme="minorHAnsi" w:cstheme="minorHAnsi"/>
-          <w:sz w:val="28"/>
-          <w:szCs w:val="28"/>
-        </w:rPr>
-        <w:br/>
-      </w:r>
-      <w:r>
-        <w:rPr>
-          <w:rFonts w:ascii="Segoe UI Emoji" w:hAnsi="Segoe UI Emoji" w:cs="Segoe UI Emoji"/>
-          <w:sz w:val="28"/>
-          <w:szCs w:val="28"/>
-        </w:rPr>
-        <w:t>✅</w:t>
-      </w:r>
-      <w:r>
-        <w:rPr>
-          <w:rFonts w:asciiTheme="minorHAnsi" w:hAnsiTheme="minorHAnsi" w:cstheme="minorHAnsi"/>
-          <w:sz w:val="28"/>
-          <w:szCs w:val="28"/>
-        </w:rPr>
-        <w:t xml:space="preserve"> Enable forum titled </w:t>
-      </w:r>
-      <w:r>
-        <w:rPr>
-          <w:rStyle w:val="Emphasis"/>
-          <w:rFonts w:asciiTheme="minorHAnsi" w:hAnsiTheme="minorHAnsi" w:cstheme="minorHAnsi"/>
-          <w:sz w:val="28"/>
-          <w:szCs w:val="28"/>
-        </w:rPr>
-        <w:t>“Local Hazards and Hierarchy Controls — Ghana Discussion.”</w:t>
-      </w:r>
-      <w:r>
-        <w:rPr>
-          <w:rFonts w:asciiTheme="minorHAnsi" w:hAnsiTheme="minorHAnsi" w:cstheme="minorHAnsi"/>
-          <w:sz w:val="28"/>
-          <w:szCs w:val="28"/>
-        </w:rPr>
-        <w:br/>
-      </w:r>
-      <w:r>
-        <w:rPr>
-          <w:rFonts w:ascii="Segoe UI Emoji" w:hAnsi="Segoe UI Emoji" w:cs="Segoe UI Emoji"/>
-          <w:sz w:val="28"/>
-          <w:szCs w:val="28"/>
-        </w:rPr>
-        <w:t>✅</w:t>
-      </w:r>
-      <w:r>
-        <w:rPr>
-          <w:rFonts w:asciiTheme="minorHAnsi" w:hAnsiTheme="minorHAnsi" w:cstheme="minorHAnsi"/>
-          <w:sz w:val="28"/>
-          <w:szCs w:val="28"/>
-        </w:rPr>
-        <w:t xml:space="preserve"> Completion criteria: View all videos → participate in forum → score ≥ 70 % quiz → submit one-page reflection.</w:t>
-      </w:r>
-    </w:p>
-    <w:p>
-      <w:pPr>
         <w:spacing w:line="360" w:lineRule="auto"/>
         <w:rPr>
           <w:rFonts w:cstheme="minorHAnsi"/>
@@ -4678,16 +4490,6 @@
           <w:szCs w:val="24"/>
         </w:rPr>
       </w:pPr>
-      <w:r>
-        <w:rPr>
-          <w:rFonts w:cstheme="minorHAnsi"/>
-          <w:sz w:val="24"/>
-          <w:szCs w:val="24"/>
-        </w:rPr>
-        <w:pict w14:anchorId="4DB9BF25">
-          <v:rect id="_x0000_i1039" style="width:0;height:1.5pt" o:hralign="center" o:hrstd="t" o:hr="t" fillcolor="#a0a0a0" stroked="f"/>
-        </w:pict>
-      </w:r>
     </w:p>
     <w:sectPr>
       <w:headerReference w:type="default" r:id="rId17"/>
@@ -4843,7 +4645,7 @@
         <w:szCs w:val="24"/>
         <w:lang w:val="en-US"/>
       </w:rPr>
-      <w:t>8</w:t>
+      <w:t>7</w:t>
     </w:r>
     <w:r>
       <w:rPr>
@@ -5053,17 +4855,22 @@
 <w:numbering xmlns:wpc="http://schemas.microsoft.com/office/word/2010/wordprocessingCanvas" xmlns:cx="http://schemas.microsoft.com/office/drawing/2014/chartex" xmlns:cx1="http://schemas.microsoft.com/office/drawing/2015/9/8/chartex" xmlns:cx2="http://schemas.microsoft.com/office/drawing/2015/10/21/chartex" xmlns:cx3="http://schemas.microsoft.com/office/drawing/2016/5/9/chartex" xmlns:cx4="http://schemas.microsoft.com/office/drawing/2016/5/10/chartex" xmlns:cx5="http://schemas.microsoft.com/office/drawing/2016/5/11/chartex" xmlns:cx6="http://schemas.microsoft.com/office/drawing/2016/5/12/chartex" xmlns:cx7="http://schemas.microsoft.com/office/drawing/2016/5/13/chartex" xmlns:cx8="http://schemas.microsoft.com/office/drawing/2016/5/14/chartex" xmlns:mc="http://schemas.openxmlformats.org/markup-compatibility/2006" xmlns:aink="http://schemas.microsoft.com/office/drawing/2016/ink" xmlns:am3d="http://schemas.microsoft.com/office/drawing/2017/model3d" xmlns:o="urn:schemas-microsoft-com:office:office" xmlns:r="http://schemas.openxmlformats.org/officeDocument/2006/relationships" xmlns:m="http://schemas.openxmlformats.org/officeDocument/2006/math" xmlns:v="urn:schemas-microsoft-com:vml" xmlns:wp14="http://schemas.microsoft.com/office/word/2010/wordprocessingDrawing" xmlns:wp="http://schemas.openxmlformats.org/drawingml/2006/wordprocessingDrawing" xmlns:w10="urn:schemas-microsoft-com:office:word" xmlns:w="http://schemas.openxmlformats.org/wordprocessingml/2006/main" xmlns:w14="http://schemas.microsoft.com/office/word/2010/wordml" xmlns:w15="http://schemas.microsoft.com/office/word/2012/wordml" xmlns:w16cex="http://schemas.microsoft.com/office/word/2018/wordml/cex" xmlns:w16cid="http://schemas.microsoft.com/office/word/2016/wordml/cid" xmlns:w16="http://schemas.microsoft.com/office/word/2018/wordml" xmlns:w16sdtdh="http://schemas.microsoft.com/office/word/2020/wordml/sdtdatahash" xmlns:w16se="http://schemas.microsoft.com/office/word/2015/wordml/symex" xmlns:wpg="http://schemas.microsoft.com/office/word/2010/wordprocessingGroup" xmlns:wpi="http://schemas.microsoft.com/office/word/2010/wordprocessingInk" xmlns:wne="http://schemas.microsoft.com/office/word/2006/wordml" xmlns:wps="http://schemas.microsoft.com/office/word/2010/wordprocessingShape" mc:Ignorable="w14 w15 w16se w16cid w16 w16cex w16sdtdh wp14">
   <w:numPicBullet w:numPicBulletId="0">
     <w:pict>
-      <v:rect id="_x0000_i1174" style="width:0;height:1.5pt" o:hralign="center" o:bullet="t" o:hrstd="t" o:hr="t" fillcolor="#a0a0a0" stroked="f"/>
+      <v:rect id="_x0000_i1225" style="width:0;height:1.5pt" o:hralign="center" o:bullet="t" o:hrstd="t" o:hr="t" fillcolor="#a0a0a0" stroked="f"/>
     </w:pict>
   </w:numPicBullet>
   <w:numPicBullet w:numPicBulletId="1">
     <w:pict>
-      <v:rect id="_x0000_i1175" style="width:0;height:1.5pt" o:hralign="center" o:bullet="t" o:hrstd="t" o:hr="t" fillcolor="#a0a0a0" stroked="f"/>
+      <v:rect id="_x0000_i1226" style="width:0;height:1.5pt" o:hralign="center" o:bullet="t" o:hrstd="t" o:hr="t" fillcolor="#a0a0a0" stroked="f"/>
     </w:pict>
   </w:numPicBullet>
   <w:numPicBullet w:numPicBulletId="2">
     <w:pict>
-      <v:rect id="_x0000_i1176" style="width:0;height:1.5pt" o:hralign="center" o:bullet="t" o:hrstd="t" o:hr="t" fillcolor="#a0a0a0" stroked="f"/>
+      <v:rect id="_x0000_i1227" style="width:0;height:1.5pt" o:hralign="center" o:bullet="t" o:hrstd="t" o:hr="t" fillcolor="#a0a0a0" stroked="f"/>
+    </w:pict>
+  </w:numPicBullet>
+  <w:numPicBullet w:numPicBulletId="3">
+    <w:pict>
+      <v:rect id="_x0000_i1228" style="width:0;height:1.5pt" o:hralign="center" o:bullet="t" o:hrstd="t" o:hr="t" fillcolor="#a0a0a0" stroked="f"/>
     </w:pict>
   </w:numPicBullet>
   <w:abstractNum w:abstractNumId="0" w15:restartNumberingAfterBreak="0">
